--- a/Day3-terraform/Day3.docx
+++ b/Day3-terraform/Day3.docx
@@ -14,36 +14,37 @@
           <w:b/>
           <w:bCs/>
         </w:rPr>
-        <w:t>Section8 : Section6</w:t>
-      </w:r>
+        <w:t>Section</w:t>
+      </w:r>
+      <w:proofErr w:type="gramStart"/>
       <w:r>
         <w:rPr>
           <w:b/>
           <w:bCs/>
         </w:rPr>
-        <w:t xml:space="preserve"> </w:t>
-      </w:r>
+        <w:t>8 :</w:t>
+      </w:r>
+      <w:proofErr w:type="gramEnd"/>
       <w:r>
         <w:rPr>
           <w:b/>
           <w:bCs/>
         </w:rPr>
-        <w:t>(1-4)</w:t>
-      </w:r>
-    </w:p>
-    <w:p>
-      <w:pPr>
+        <w:t xml:space="preserve"> Section6</w:t>
+      </w:r>
+      <w:r>
         <w:rPr>
           <w:b/>
           <w:bCs/>
         </w:rPr>
-      </w:pPr>
+        <w:t xml:space="preserve"> </w:t>
+      </w:r>
       <w:r>
         <w:rPr>
           <w:b/>
           <w:bCs/>
         </w:rPr>
-        <w:t xml:space="preserve">Terraform Tools </w:t>
+        <w:t>(1-4)</w:t>
       </w:r>
     </w:p>
     <w:p>
@@ -58,8 +59,32 @@
           <w:b/>
           <w:bCs/>
         </w:rPr>
-        <w:t>For Windows :</w:t>
-      </w:r>
+        <w:t xml:space="preserve">Terraform Tools </w:t>
+      </w:r>
+    </w:p>
+    <w:p>
+      <w:pPr>
+        <w:rPr>
+          <w:b/>
+          <w:bCs/>
+        </w:rPr>
+      </w:pPr>
+      <w:r>
+        <w:rPr>
+          <w:b/>
+          <w:bCs/>
+        </w:rPr>
+        <w:t xml:space="preserve">For </w:t>
+      </w:r>
+      <w:proofErr w:type="gramStart"/>
+      <w:r>
+        <w:rPr>
+          <w:b/>
+          <w:bCs/>
+        </w:rPr>
+        <w:t>Windows :</w:t>
+      </w:r>
+      <w:proofErr w:type="gramEnd"/>
     </w:p>
     <w:p>
       <w:pPr>
@@ -338,7 +363,23 @@
           <w:b/>
           <w:bCs/>
         </w:rPr>
-        <w:t xml:space="preserve">VS code with hashicorp extension so that will get autocomplete </w:t>
+        <w:t xml:space="preserve">VS code with </w:t>
+      </w:r>
+      <w:proofErr w:type="spellStart"/>
+      <w:r>
+        <w:rPr>
+          <w:b/>
+          <w:bCs/>
+        </w:rPr>
+        <w:t>hashicorp</w:t>
+      </w:r>
+      <w:proofErr w:type="spellEnd"/>
+      <w:r>
+        <w:rPr>
+          <w:b/>
+          <w:bCs/>
+        </w:rPr>
+        <w:t xml:space="preserve"> extension so that will get autocomplete </w:t>
       </w:r>
       <w:r>
         <w:rPr>
@@ -525,7 +566,15 @@
           </w:p>
           <w:p>
             <w:r>
-              <w:t xml:space="preserve">  required_version = "&gt;= 1.0.0" </w:t>
+              <w:t xml:space="preserve">  </w:t>
+            </w:r>
+            <w:proofErr w:type="spellStart"/>
+            <w:r>
+              <w:t>required_version</w:t>
+            </w:r>
+            <w:proofErr w:type="spellEnd"/>
+            <w:r>
+              <w:t xml:space="preserve"> = "&gt;= 1.0.0" </w:t>
             </w:r>
             <w:r>
               <w:t xml:space="preserve">    ---terraform version for CLI</w:t>
@@ -533,17 +582,49 @@
           </w:p>
           <w:p>
             <w:r>
-              <w:t>  required_providers {</w:t>
-            </w:r>
-          </w:p>
-          <w:p>
-            <w:r>
-              <w:t>    aws = {</w:t>
-            </w:r>
-          </w:p>
-          <w:p>
-            <w:r>
-              <w:t>      source = "hashicorp/aws"</w:t>
+              <w:t xml:space="preserve">  </w:t>
+            </w:r>
+            <w:proofErr w:type="spellStart"/>
+            <w:r>
+              <w:t>required_providers</w:t>
+            </w:r>
+            <w:proofErr w:type="spellEnd"/>
+            <w:r>
+              <w:t xml:space="preserve"> {</w:t>
+            </w:r>
+          </w:p>
+          <w:p>
+            <w:r>
+              <w:t xml:space="preserve">    </w:t>
+            </w:r>
+            <w:proofErr w:type="spellStart"/>
+            <w:r>
+              <w:t>aws</w:t>
+            </w:r>
+            <w:proofErr w:type="spellEnd"/>
+            <w:r>
+              <w:t xml:space="preserve"> = {</w:t>
+            </w:r>
+          </w:p>
+          <w:p>
+            <w:r>
+              <w:t>      source = "</w:t>
+            </w:r>
+            <w:proofErr w:type="spellStart"/>
+            <w:r>
+              <w:t>hashicorp</w:t>
+            </w:r>
+            <w:proofErr w:type="spellEnd"/>
+            <w:r>
+              <w:t>/</w:t>
+            </w:r>
+            <w:proofErr w:type="spellStart"/>
+            <w:r>
+              <w:t>aws</w:t>
+            </w:r>
+            <w:proofErr w:type="spellEnd"/>
+            <w:r>
+              <w:t>"</w:t>
             </w:r>
           </w:p>
           <w:p>
@@ -566,7 +647,15 @@
           </w:p>
           <w:p>
             <w:r>
-              <w:t>      source = "hashicorp/random"</w:t>
+              <w:t>      source = "</w:t>
+            </w:r>
+            <w:proofErr w:type="spellStart"/>
+            <w:r>
+              <w:t>hashicorp</w:t>
+            </w:r>
+            <w:proofErr w:type="spellEnd"/>
+            <w:r>
+              <w:t>/random"</w:t>
             </w:r>
             <w:r>
               <w:t xml:space="preserve">    </w:t>
@@ -589,8 +678,16 @@
               <w:rPr>
                 <w:color w:val="45B0E1" w:themeColor="accent1" w:themeTint="99"/>
               </w:rPr>
-              <w:t>-------- ~&gt; is only allow 3.x not 4.x etc</w:t>
-            </w:r>
+              <w:t xml:space="preserve">-------- ~&gt; is only allow 3.x not 4.x </w:t>
+            </w:r>
+            <w:proofErr w:type="spellStart"/>
+            <w:r>
+              <w:rPr>
+                <w:color w:val="45B0E1" w:themeColor="accent1" w:themeTint="99"/>
+              </w:rPr>
+              <w:t>etc</w:t>
+            </w:r>
+            <w:proofErr w:type="spellEnd"/>
           </w:p>
           <w:p>
             <w:r>
@@ -615,8 +712,18 @@
           </w:p>
           <w:p>
             <w:r>
-              <w:t>provider "aws" {</w:t>
-            </w:r>
+              <w:t>provider "</w:t>
+            </w:r>
+            <w:proofErr w:type="spellStart"/>
+            <w:proofErr w:type="gramStart"/>
+            <w:r>
+              <w:t>aws</w:t>
+            </w:r>
+            <w:proofErr w:type="spellEnd"/>
+            <w:r>
+              <w:t>" {</w:t>
+            </w:r>
+            <w:proofErr w:type="gramEnd"/>
           </w:p>
           <w:p>
             <w:pPr>
@@ -678,7 +785,15 @@
           </w:tcPr>
           <w:p>
             <w:r>
-              <w:t># Resouruce Block: Random String</w:t>
+              <w:t xml:space="preserve"># </w:t>
+            </w:r>
+            <w:proofErr w:type="spellStart"/>
+            <w:r>
+              <w:t>Resouruce</w:t>
+            </w:r>
+            <w:proofErr w:type="spellEnd"/>
+            <w:r>
+              <w:t xml:space="preserve"> Block: Random String</w:t>
             </w:r>
           </w:p>
           <w:p>
@@ -690,10 +805,26 @@
               </w:rPr>
             </w:pPr>
             <w:r>
-              <w:t>resource "random_string" "suffix" {</w:t>
-            </w:r>
-            <w:r>
-              <w:t xml:space="preserve">     ----</w:t>
+              <w:t>resource "</w:t>
+            </w:r>
+            <w:proofErr w:type="spellStart"/>
+            <w:r>
+              <w:t>random_string</w:t>
+            </w:r>
+            <w:proofErr w:type="spellEnd"/>
+            <w:r>
+              <w:t xml:space="preserve">" "suffix" </w:t>
+            </w:r>
+            <w:proofErr w:type="gramStart"/>
+            <w:r>
+              <w:t>{</w:t>
+            </w:r>
+            <w:r>
+              <w:t xml:space="preserve">  </w:t>
+            </w:r>
+            <w:proofErr w:type="gramEnd"/>
+            <w:r>
+              <w:t xml:space="preserve">   ----</w:t>
             </w:r>
             <w:r>
               <w:rPr>
@@ -733,22 +864,89 @@
           </w:p>
           <w:p>
             <w:r>
-              <w:t>resource "aws_s3_bucket" "demo_bucket" {</w:t>
-            </w:r>
-            <w:r>
-              <w:t xml:space="preserve">    </w:t>
+              <w:t>resource "aws_s3_bucket" "</w:t>
+            </w:r>
+            <w:proofErr w:type="spellStart"/>
+            <w:r>
+              <w:t>demo_bucket</w:t>
+            </w:r>
+            <w:proofErr w:type="spellEnd"/>
+            <w:r>
+              <w:t xml:space="preserve">" </w:t>
+            </w:r>
+            <w:proofErr w:type="gramStart"/>
+            <w:r>
+              <w:t>{</w:t>
+            </w:r>
+            <w:r>
+              <w:t xml:space="preserve">  </w:t>
+            </w:r>
+            <w:proofErr w:type="gramEnd"/>
+            <w:r>
+              <w:t xml:space="preserve">  </w:t>
             </w:r>
             <w:r>
               <w:rPr>
                 <w:color w:val="45B0E1" w:themeColor="accent1" w:themeTint="99"/>
               </w:rPr>
-              <w:t>-------“resourcetype”   “local name”</w:t>
-            </w:r>
-          </w:p>
-          <w:p>
-            <w:r>
-              <w:t>  bucket = "devopsdemo-${random_string.suffix.result}"</w:t>
-            </w:r>
+              <w:t>-------“</w:t>
+            </w:r>
+            <w:proofErr w:type="spellStart"/>
+            <w:proofErr w:type="gramStart"/>
+            <w:r>
+              <w:rPr>
+                <w:color w:val="45B0E1" w:themeColor="accent1" w:themeTint="99"/>
+              </w:rPr>
+              <w:t>resourcetype</w:t>
+            </w:r>
+            <w:proofErr w:type="spellEnd"/>
+            <w:r>
+              <w:rPr>
+                <w:color w:val="45B0E1" w:themeColor="accent1" w:themeTint="99"/>
+              </w:rPr>
+              <w:t xml:space="preserve">”   </w:t>
+            </w:r>
+            <w:proofErr w:type="gramEnd"/>
+            <w:r>
+              <w:rPr>
+                <w:color w:val="45B0E1" w:themeColor="accent1" w:themeTint="99"/>
+              </w:rPr>
+              <w:t>“local name”</w:t>
+            </w:r>
+          </w:p>
+          <w:p>
+            <w:r>
+              <w:t>  bucket = "</w:t>
+            </w:r>
+            <w:proofErr w:type="spellStart"/>
+            <w:r>
+              <w:t>devopsdemo</w:t>
+            </w:r>
+            <w:proofErr w:type="spellEnd"/>
+            <w:r>
+              <w:t>-${</w:t>
+            </w:r>
+            <w:proofErr w:type="spellStart"/>
+            <w:r>
+              <w:t>random_</w:t>
+            </w:r>
+            <w:proofErr w:type="gramStart"/>
+            <w:r>
+              <w:t>string.suffix</w:t>
+            </w:r>
+            <w:proofErr w:type="gramEnd"/>
+            <w:r>
+              <w:t>.</w:t>
+            </w:r>
+            <w:proofErr w:type="gramStart"/>
+            <w:r>
+              <w:t>result</w:t>
+            </w:r>
+            <w:proofErr w:type="spellEnd"/>
+            <w:r>
+              <w:t>}"</w:t>
+            </w:r>
+            <w:proofErr w:type="gramEnd"/>
           </w:p>
           <w:p/>
           <w:p>
@@ -774,7 +972,15 @@
           <w:p>
             <w:r>
               <w:lastRenderedPageBreak/>
-              <w:t>    # Organization = "StackSimplify"</w:t>
+              <w:t>    # Organization = "</w:t>
+            </w:r>
+            <w:proofErr w:type="spellStart"/>
+            <w:r>
+              <w:t>StackSimplify</w:t>
+            </w:r>
+            <w:proofErr w:type="spellEnd"/>
+            <w:r>
+              <w:t>"</w:t>
             </w:r>
           </w:p>
           <w:p>
@@ -805,7 +1011,25 @@
           <w:color w:val="45B0E1" w:themeColor="accent1" w:themeTint="99"/>
         </w:rPr>
         <w:lastRenderedPageBreak/>
-        <w:t>Local name is used to take reference and you can call in any other resource block</w:t>
+        <w:t xml:space="preserve">Local name is used to take </w:t>
+      </w:r>
+      <w:proofErr w:type="gramStart"/>
+      <w:r>
+        <w:rPr>
+          <w:b/>
+          <w:bCs/>
+          <w:color w:val="45B0E1" w:themeColor="accent1" w:themeTint="99"/>
+        </w:rPr>
+        <w:t>reference</w:t>
+      </w:r>
+      <w:proofErr w:type="gramEnd"/>
+      <w:r>
+        <w:rPr>
+          <w:b/>
+          <w:bCs/>
+          <w:color w:val="45B0E1" w:themeColor="accent1" w:themeTint="99"/>
+        </w:rPr>
+        <w:t xml:space="preserve"> and you can call in any other resource block</w:t>
       </w:r>
     </w:p>
     <w:p>
@@ -844,13 +1068,31 @@
           </w:p>
           <w:p>
             <w:r>
-              <w:t>output "s3_bucket_name" {</w:t>
-            </w:r>
-          </w:p>
-          <w:p>
-            <w:r>
-              <w:t>  value = aws_s3_bucket.demo_bucket.bucket</w:t>
-            </w:r>
+              <w:t>output "s3_bucket_</w:t>
+            </w:r>
+            <w:proofErr w:type="gramStart"/>
+            <w:r>
+              <w:t>name" {</w:t>
+            </w:r>
+            <w:proofErr w:type="gramEnd"/>
+          </w:p>
+          <w:p>
+            <w:r>
+              <w:t>  value = aws_s3_</w:t>
+            </w:r>
+            <w:proofErr w:type="gramStart"/>
+            <w:r>
+              <w:t>bucket.demo</w:t>
+            </w:r>
+            <w:proofErr w:type="gramEnd"/>
+            <w:r>
+              <w:t>_</w:t>
+            </w:r>
+            <w:proofErr w:type="gramStart"/>
+            <w:r>
+              <w:t>bucket.bucket</w:t>
+            </w:r>
+            <w:proofErr w:type="gramEnd"/>
           </w:p>
           <w:p>
             <w:r>
@@ -860,8 +1102,13 @@
           <w:p/>
           <w:p>
             <w:r>
-              <w:t>output "s3_bucket_id" {</w:t>
-            </w:r>
+              <w:t>output "s3_bucket_</w:t>
+            </w:r>
+            <w:proofErr w:type="gramStart"/>
+            <w:r>
+              <w:t>id" {</w:t>
+            </w:r>
+            <w:proofErr w:type="gramEnd"/>
           </w:p>
           <w:p>
             <w:r>
@@ -876,8 +1123,13 @@
           <w:p/>
           <w:p>
             <w:r>
-              <w:t>output "s3_bucket_arn" {</w:t>
-            </w:r>
+              <w:t>output "s3_bucket_</w:t>
+            </w:r>
+            <w:proofErr w:type="gramStart"/>
+            <w:r>
+              <w:t>arn" {</w:t>
+            </w:r>
+            <w:proofErr w:type="gramEnd"/>
           </w:p>
           <w:p>
             <w:r>
@@ -917,8 +1169,30 @@
         <w:rPr>
           <w:color w:val="45B0E1" w:themeColor="accent1" w:themeTint="99"/>
         </w:rPr>
-        <w:t>It is used to print values  after the successful terraform apply</w:t>
-      </w:r>
+        <w:t xml:space="preserve">It is used to print </w:t>
+      </w:r>
+      <w:proofErr w:type="gramStart"/>
+      <w:r>
+        <w:rPr>
+          <w:color w:val="45B0E1" w:themeColor="accent1" w:themeTint="99"/>
+        </w:rPr>
+        <w:t>values  after</w:t>
+      </w:r>
+      <w:proofErr w:type="gramEnd"/>
+      <w:r>
+        <w:rPr>
+          <w:color w:val="45B0E1" w:themeColor="accent1" w:themeTint="99"/>
+        </w:rPr>
+        <w:t xml:space="preserve"> the successful terraform </w:t>
+      </w:r>
+      <w:proofErr w:type="gramStart"/>
+      <w:r>
+        <w:rPr>
+          <w:color w:val="45B0E1" w:themeColor="accent1" w:themeTint="99"/>
+        </w:rPr>
+        <w:t>apply</w:t>
+      </w:r>
+      <w:proofErr w:type="gramEnd"/>
     </w:p>
     <w:p>
       <w:pPr>
@@ -932,18 +1206,28 @@
         </w:rPr>
         <w:t xml:space="preserve">This is very helpful when you want to see important information quickly like id, </w:t>
       </w:r>
-      <w:r>
-        <w:rPr>
-          <w:color w:val="45B0E1" w:themeColor="accent1" w:themeTint="99"/>
-        </w:rPr>
-        <w:t xml:space="preserve">arn, </w:t>
-      </w:r>
+      <w:proofErr w:type="spellStart"/>
+      <w:r>
+        <w:rPr>
+          <w:color w:val="45B0E1" w:themeColor="accent1" w:themeTint="99"/>
+        </w:rPr>
+        <w:t>arn</w:t>
+      </w:r>
+      <w:proofErr w:type="spellEnd"/>
+      <w:r>
+        <w:rPr>
+          <w:color w:val="45B0E1" w:themeColor="accent1" w:themeTint="99"/>
+        </w:rPr>
+        <w:t xml:space="preserve">, </w:t>
+      </w:r>
+      <w:proofErr w:type="spellStart"/>
       <w:r>
         <w:rPr>
           <w:color w:val="45B0E1" w:themeColor="accent1" w:themeTint="99"/>
         </w:rPr>
         <w:t>etc</w:t>
       </w:r>
+      <w:proofErr w:type="spellEnd"/>
     </w:p>
     <w:p>
       <w:pPr>
@@ -1057,26 +1341,58 @@
         </w:rPr>
       </w:pPr>
       <w:r>
-        <w:t xml:space="preserve">$terraform init  </w:t>
-      </w:r>
-      <w:r>
-        <w:rPr>
-          <w:color w:val="45B0E1" w:themeColor="accent1" w:themeTint="99"/>
-        </w:rPr>
-        <w:t>---download required plugins for provider and initialize terraform</w:t>
-      </w:r>
-      <w:r>
-        <w:rPr>
-          <w:color w:val="45B0E1" w:themeColor="accent1" w:themeTint="99"/>
-        </w:rPr>
-        <w:t xml:space="preserve"> as mentioned in  c1-version.tf</w:t>
-      </w:r>
-      <w:r>
-        <w:rPr>
-          <w:color w:val="45B0E1" w:themeColor="accent1" w:themeTint="99"/>
-        </w:rPr>
-        <w:t xml:space="preserve"> --- download terraform plugin in .terraform</w:t>
-      </w:r>
+        <w:t xml:space="preserve">$terraform </w:t>
+      </w:r>
+      <w:proofErr w:type="spellStart"/>
+      <w:proofErr w:type="gramStart"/>
+      <w:r>
+        <w:t>init</w:t>
+      </w:r>
+      <w:proofErr w:type="spellEnd"/>
+      <w:r>
+        <w:t xml:space="preserve">  </w:t>
+      </w:r>
+      <w:r>
+        <w:rPr>
+          <w:color w:val="45B0E1" w:themeColor="accent1" w:themeTint="99"/>
+        </w:rPr>
+        <w:t>---</w:t>
+      </w:r>
+      <w:proofErr w:type="gramEnd"/>
+      <w:r>
+        <w:rPr>
+          <w:color w:val="45B0E1" w:themeColor="accent1" w:themeTint="99"/>
+        </w:rPr>
+        <w:t>download required plugins for provider and initialize terraform</w:t>
+      </w:r>
+      <w:r>
+        <w:rPr>
+          <w:color w:val="45B0E1" w:themeColor="accent1" w:themeTint="99"/>
+        </w:rPr>
+        <w:t xml:space="preserve"> as mentioned </w:t>
+      </w:r>
+      <w:proofErr w:type="gramStart"/>
+      <w:r>
+        <w:rPr>
+          <w:color w:val="45B0E1" w:themeColor="accent1" w:themeTint="99"/>
+        </w:rPr>
+        <w:t>in  c1-version.tf</w:t>
+      </w:r>
+      <w:proofErr w:type="gramEnd"/>
+      <w:r>
+        <w:rPr>
+          <w:color w:val="45B0E1" w:themeColor="accent1" w:themeTint="99"/>
+        </w:rPr>
+        <w:t xml:space="preserve"> --- download terraform plugin </w:t>
+      </w:r>
+      <w:proofErr w:type="gramStart"/>
+      <w:r>
+        <w:rPr>
+          <w:color w:val="45B0E1" w:themeColor="accent1" w:themeTint="99"/>
+        </w:rPr>
+        <w:t>in .terraform</w:t>
+      </w:r>
+      <w:proofErr w:type="gramEnd"/>
       <w:r>
         <w:rPr>
           <w:color w:val="45B0E1" w:themeColor="accent1" w:themeTint="99"/>
@@ -1094,15 +1410,32 @@
         <w:rPr>
           <w:color w:val="45B0E1" w:themeColor="accent1" w:themeTint="99"/>
         </w:rPr>
-        <w:t xml:space="preserve">This will create </w:t>
+        <w:t xml:space="preserve">This will </w:t>
+      </w:r>
+      <w:proofErr w:type="gramStart"/>
+      <w:r>
+        <w:rPr>
+          <w:color w:val="45B0E1" w:themeColor="accent1" w:themeTint="99"/>
+        </w:rPr>
+        <w:t xml:space="preserve">create </w:t>
       </w:r>
       <w:r>
         <w:rPr>
           <w:color w:val="45B0E1" w:themeColor="accent1" w:themeTint="99"/>
           <w:highlight w:val="yellow"/>
         </w:rPr>
-        <w:t>.terraform.lock.hcl</w:t>
-      </w:r>
+        <w:t>.</w:t>
+      </w:r>
+      <w:proofErr w:type="spellStart"/>
+      <w:proofErr w:type="gramEnd"/>
+      <w:r>
+        <w:rPr>
+          <w:color w:val="45B0E1" w:themeColor="accent1" w:themeTint="99"/>
+          <w:highlight w:val="yellow"/>
+        </w:rPr>
+        <w:t>terraform.lock.hcl</w:t>
+      </w:r>
+      <w:proofErr w:type="spellEnd"/>
       <w:r>
         <w:rPr>
           <w:color w:val="45B0E1" w:themeColor="accent1" w:themeTint="99"/>
@@ -1113,7 +1446,35 @@
         <w:rPr>
           <w:color w:val="45B0E1" w:themeColor="accent1" w:themeTint="99"/>
         </w:rPr>
-        <w:t xml:space="preserve">--- this ensure consistency because if someone else in your team runs the same on they will get same version on production avoiding surprises </w:t>
+        <w:t xml:space="preserve">--- this </w:t>
+      </w:r>
+      <w:proofErr w:type="gramStart"/>
+      <w:r>
+        <w:rPr>
+          <w:color w:val="45B0E1" w:themeColor="accent1" w:themeTint="99"/>
+        </w:rPr>
+        <w:t>ensure</w:t>
+      </w:r>
+      <w:proofErr w:type="gramEnd"/>
+      <w:r>
+        <w:rPr>
+          <w:color w:val="45B0E1" w:themeColor="accent1" w:themeTint="99"/>
+        </w:rPr>
+        <w:t xml:space="preserve"> consistency because if someone else in your team runs the same </w:t>
+      </w:r>
+      <w:proofErr w:type="gramStart"/>
+      <w:r>
+        <w:rPr>
+          <w:color w:val="45B0E1" w:themeColor="accent1" w:themeTint="99"/>
+        </w:rPr>
+        <w:t>on</w:t>
+      </w:r>
+      <w:proofErr w:type="gramEnd"/>
+      <w:r>
+        <w:rPr>
+          <w:color w:val="45B0E1" w:themeColor="accent1" w:themeTint="99"/>
+        </w:rPr>
+        <w:t xml:space="preserve"> they will get same version on production avoiding surprises </w:t>
       </w:r>
     </w:p>
     <w:p>
@@ -1127,7 +1488,35 @@
           <w:color w:val="45B0E1" w:themeColor="accent1" w:themeTint="99"/>
         </w:rPr>
         <w:lastRenderedPageBreak/>
-        <w:t>This also contain hashes which are cryptography checksum hich terraform provides and uses to verify the provider hasn’t tampered with</w:t>
+        <w:t xml:space="preserve">This also </w:t>
+      </w:r>
+      <w:proofErr w:type="gramStart"/>
+      <w:r>
+        <w:rPr>
+          <w:color w:val="45B0E1" w:themeColor="accent1" w:themeTint="99"/>
+        </w:rPr>
+        <w:t>contain</w:t>
+      </w:r>
+      <w:proofErr w:type="gramEnd"/>
+      <w:r>
+        <w:rPr>
+          <w:color w:val="45B0E1" w:themeColor="accent1" w:themeTint="99"/>
+        </w:rPr>
+        <w:t xml:space="preserve"> hashes which are cryptography checksum </w:t>
+      </w:r>
+      <w:proofErr w:type="spellStart"/>
+      <w:r>
+        <w:rPr>
+          <w:color w:val="45B0E1" w:themeColor="accent1" w:themeTint="99"/>
+        </w:rPr>
+        <w:t>hich</w:t>
+      </w:r>
+      <w:proofErr w:type="spellEnd"/>
+      <w:r>
+        <w:rPr>
+          <w:color w:val="45B0E1" w:themeColor="accent1" w:themeTint="99"/>
+        </w:rPr>
+        <w:t xml:space="preserve"> terraform provides and uses to verify the provider hasn’t tampered with</w:t>
       </w:r>
       <w:r>
         <w:rPr>
@@ -1165,7 +1554,21 @@
         <w:rPr>
           <w:color w:val="45B0E1" w:themeColor="accent1" w:themeTint="99"/>
         </w:rPr>
-        <w:t xml:space="preserve">Every time check in this file with your terraform code. </w:t>
+        <w:t xml:space="preserve">Every time check in this file with your </w:t>
+      </w:r>
+      <w:proofErr w:type="gramStart"/>
+      <w:r>
+        <w:rPr>
+          <w:color w:val="45B0E1" w:themeColor="accent1" w:themeTint="99"/>
+        </w:rPr>
+        <w:t>terraform</w:t>
+      </w:r>
+      <w:proofErr w:type="gramEnd"/>
+      <w:r>
+        <w:rPr>
+          <w:color w:val="45B0E1" w:themeColor="accent1" w:themeTint="99"/>
+        </w:rPr>
+        <w:t xml:space="preserve"> code. </w:t>
       </w:r>
     </w:p>
     <w:p>
@@ -1223,7 +1626,11 @@
         </w:rPr>
       </w:pPr>
       <w:r>
-        <w:t xml:space="preserve">$terraform validate </w:t>
+        <w:t xml:space="preserve">$terraform </w:t>
+      </w:r>
+      <w:proofErr w:type="gramStart"/>
+      <w:r>
+        <w:t xml:space="preserve">validate </w:t>
       </w:r>
       <w:r>
         <w:t xml:space="preserve"> </w:t>
@@ -1232,7 +1639,14 @@
         <w:rPr>
           <w:color w:val="45B0E1" w:themeColor="accent1" w:themeTint="99"/>
         </w:rPr>
-        <w:t>--- this will validate your terraform code is syntactically correct and internally consistent</w:t>
+        <w:t>---</w:t>
+      </w:r>
+      <w:proofErr w:type="gramEnd"/>
+      <w:r>
+        <w:rPr>
+          <w:color w:val="45B0E1" w:themeColor="accent1" w:themeTint="99"/>
+        </w:rPr>
+        <w:t xml:space="preserve"> this will validate your terraform code is syntactically correct and internally consistent</w:t>
       </w:r>
       <w:r>
         <w:rPr>
@@ -1299,7 +1713,21 @@
         <w:rPr>
           <w:color w:val="45B0E1" w:themeColor="accent1" w:themeTint="99"/>
         </w:rPr>
-        <w:t>Now we change and give wrong reference it will throw an error as below</w:t>
+        <w:t xml:space="preserve">Now we change and give wrong </w:t>
+      </w:r>
+      <w:proofErr w:type="gramStart"/>
+      <w:r>
+        <w:rPr>
+          <w:color w:val="45B0E1" w:themeColor="accent1" w:themeTint="99"/>
+        </w:rPr>
+        <w:t>reference</w:t>
+      </w:r>
+      <w:proofErr w:type="gramEnd"/>
+      <w:r>
+        <w:rPr>
+          <w:color w:val="45B0E1" w:themeColor="accent1" w:themeTint="99"/>
+        </w:rPr>
+        <w:t xml:space="preserve"> it will throw an error as below</w:t>
       </w:r>
     </w:p>
     <w:p>
@@ -1364,13 +1792,41 @@
         <w:rPr>
           <w:color w:val="45B0E1" w:themeColor="accent1" w:themeTint="99"/>
         </w:rPr>
-        <w:t>---dryrun or preview what your code will do</w:t>
-      </w:r>
-      <w:r>
-        <w:rPr>
-          <w:color w:val="45B0E1" w:themeColor="accent1" w:themeTint="99"/>
-        </w:rPr>
-        <w:t xml:space="preserve"> , shows impact</w:t>
+        <w:t>---</w:t>
+      </w:r>
+      <w:proofErr w:type="spellStart"/>
+      <w:r>
+        <w:rPr>
+          <w:color w:val="45B0E1" w:themeColor="accent1" w:themeTint="99"/>
+        </w:rPr>
+        <w:t>dryrun</w:t>
+      </w:r>
+      <w:proofErr w:type="spellEnd"/>
+      <w:r>
+        <w:rPr>
+          <w:color w:val="45B0E1" w:themeColor="accent1" w:themeTint="99"/>
+        </w:rPr>
+        <w:t xml:space="preserve"> or preview what your code will </w:t>
+      </w:r>
+      <w:proofErr w:type="gramStart"/>
+      <w:r>
+        <w:rPr>
+          <w:color w:val="45B0E1" w:themeColor="accent1" w:themeTint="99"/>
+        </w:rPr>
+        <w:t>do</w:t>
+      </w:r>
+      <w:r>
+        <w:rPr>
+          <w:color w:val="45B0E1" w:themeColor="accent1" w:themeTint="99"/>
+        </w:rPr>
+        <w:t xml:space="preserve"> ,</w:t>
+      </w:r>
+      <w:proofErr w:type="gramEnd"/>
+      <w:r>
+        <w:rPr>
+          <w:color w:val="45B0E1" w:themeColor="accent1" w:themeTint="99"/>
+        </w:rPr>
+        <w:t xml:space="preserve"> shows impact</w:t>
       </w:r>
     </w:p>
     <w:p>
@@ -1423,7 +1879,15 @@
     </w:p>
     <w:p>
       <w:r>
-        <w:t xml:space="preserve">$terraform apply </w:t>
+        <w:t xml:space="preserve">$terraform </w:t>
+      </w:r>
+      <w:proofErr w:type="gramStart"/>
+      <w:r>
+        <w:t>apply</w:t>
+      </w:r>
+      <w:proofErr w:type="gramEnd"/>
+      <w:r>
+        <w:t xml:space="preserve"> </w:t>
       </w:r>
     </w:p>
     <w:p>
@@ -1526,7 +1990,35 @@
         <w:rPr>
           <w:color w:val="45B0E1" w:themeColor="accent1" w:themeTint="99"/>
         </w:rPr>
-        <w:t>Now if you change and run terraform plan and then apply it will do in-place , it will not run everything , only the changes will apply</w:t>
+        <w:t>Now if you change and run terraform plan and then apply it will do in-</w:t>
+      </w:r>
+      <w:proofErr w:type="gramStart"/>
+      <w:r>
+        <w:rPr>
+          <w:color w:val="45B0E1" w:themeColor="accent1" w:themeTint="99"/>
+        </w:rPr>
+        <w:t>place ,</w:t>
+      </w:r>
+      <w:proofErr w:type="gramEnd"/>
+      <w:r>
+        <w:rPr>
+          <w:color w:val="45B0E1" w:themeColor="accent1" w:themeTint="99"/>
+        </w:rPr>
+        <w:t xml:space="preserve"> it will not run </w:t>
+      </w:r>
+      <w:proofErr w:type="gramStart"/>
+      <w:r>
+        <w:rPr>
+          <w:color w:val="45B0E1" w:themeColor="accent1" w:themeTint="99"/>
+        </w:rPr>
+        <w:t>everything ,</w:t>
+      </w:r>
+      <w:proofErr w:type="gramEnd"/>
+      <w:r>
+        <w:rPr>
+          <w:color w:val="45B0E1" w:themeColor="accent1" w:themeTint="99"/>
+        </w:rPr>
+        <w:t xml:space="preserve"> only the changes will apply</w:t>
       </w:r>
     </w:p>
     <w:p>
@@ -1573,8 +2065,13 @@
     </w:p>
     <w:p>
       <w:r>
-        <w:t>Can use -auto-approve --- but not recommanded</w:t>
-      </w:r>
+        <w:t xml:space="preserve">Can use -auto-approve --- but not </w:t>
+      </w:r>
+      <w:proofErr w:type="spellStart"/>
+      <w:r>
+        <w:t>recommanded</w:t>
+      </w:r>
+      <w:proofErr w:type="spellEnd"/>
     </w:p>
     <w:p>
       <w:pPr>
@@ -1728,7 +2225,15 @@
     </w:p>
     <w:p>
       <w:r>
-        <w:t xml:space="preserve">To review plan file which is in binalry is </w:t>
+        <w:t xml:space="preserve">To review plan file which is in </w:t>
+      </w:r>
+      <w:proofErr w:type="spellStart"/>
+      <w:r>
+        <w:t>binalry</w:t>
+      </w:r>
+      <w:proofErr w:type="spellEnd"/>
+      <w:r>
+        <w:t xml:space="preserve"> is </w:t>
       </w:r>
     </w:p>
     <w:p>
@@ -1783,7 +2288,15 @@
     </w:p>
     <w:p>
       <w:r>
-        <w:t xml:space="preserve">Can convert in json file for prod or policy check </w:t>
+        <w:t xml:space="preserve">Can convert in </w:t>
+      </w:r>
+      <w:proofErr w:type="spellStart"/>
+      <w:r>
+        <w:t>json</w:t>
+      </w:r>
+      <w:proofErr w:type="spellEnd"/>
+      <w:r>
+        <w:t xml:space="preserve"> file for prod or policy check </w:t>
       </w:r>
     </w:p>
     <w:p>
@@ -1791,7 +2304,15 @@
         <w:t xml:space="preserve">$terraform </w:t>
       </w:r>
       <w:r>
-        <w:t>show -json &gt; s3planv1</w:t>
+        <w:t>show -</w:t>
+      </w:r>
+      <w:proofErr w:type="spellStart"/>
+      <w:r>
+        <w:t>json</w:t>
+      </w:r>
+      <w:proofErr w:type="spellEnd"/>
+      <w:r>
+        <w:t xml:space="preserve"> &gt; s3planv1</w:t>
       </w:r>
     </w:p>
     <w:p>
@@ -1837,8 +2358,13 @@
       </w:r>
     </w:p>
     <w:p>
-      <w:r>
-        <w:t>Destroy our resources</w:t>
+      <w:proofErr w:type="gramStart"/>
+      <w:r>
+        <w:t>Destroy</w:t>
+      </w:r>
+      <w:proofErr w:type="gramEnd"/>
+      <w:r>
+        <w:t xml:space="preserve"> our resources</w:t>
       </w:r>
     </w:p>
     <w:p>
@@ -1896,28 +2422,37 @@
           <w:b/>
           <w:bCs/>
         </w:rPr>
-        <w:t>Section06:03 :</w:t>
-      </w:r>
+        <w:t>Section</w:t>
+      </w:r>
+      <w:proofErr w:type="gramStart"/>
       <w:r>
         <w:rPr>
           <w:b/>
           <w:bCs/>
         </w:rPr>
-        <w:t xml:space="preserve"> terraform advanced</w:t>
-      </w:r>
-    </w:p>
-    <w:p>
-      <w:pPr>
+        <w:t>06:03 :</w:t>
+      </w:r>
+      <w:proofErr w:type="gramEnd"/>
+      <w:r>
         <w:rPr>
           <w:b/>
           <w:bCs/>
         </w:rPr>
-      </w:pPr>
-      <w:r>
+        <w:t xml:space="preserve"> terraform advanced</w:t>
+      </w:r>
+    </w:p>
+    <w:p>
+      <w:pPr>
         <w:rPr>
           <w:b/>
           <w:bCs/>
         </w:rPr>
+      </w:pPr>
+      <w:r>
+        <w:rPr>
+          <w:b/>
+          <w:bCs/>
+        </w:rPr>
         <w:t>Terraform variables:</w:t>
       </w:r>
     </w:p>
@@ -1927,24 +2462,48 @@
           <w:color w:val="45B0E1" w:themeColor="accent1" w:themeTint="99"/>
         </w:rPr>
       </w:pPr>
-      <w:r>
-        <w:rPr>
-          <w:color w:val="45B0E1" w:themeColor="accent1" w:themeTint="99"/>
-        </w:rPr>
-        <w:t xml:space="preserve">Its used to make your terraform code dynamic. </w:t>
-      </w:r>
-    </w:p>
-    <w:p>
-      <w:pPr>
-        <w:rPr>
-          <w:color w:val="45B0E1" w:themeColor="accent1" w:themeTint="99"/>
-        </w:rPr>
-      </w:pPr>
-      <w:r>
-        <w:rPr>
-          <w:color w:val="45B0E1" w:themeColor="accent1" w:themeTint="99"/>
-        </w:rPr>
-        <w:t>This makes the code reusable across different environments. Also make it flexible , environment agnostic</w:t>
+      <w:proofErr w:type="spellStart"/>
+      <w:proofErr w:type="gramStart"/>
+      <w:r>
+        <w:rPr>
+          <w:color w:val="45B0E1" w:themeColor="accent1" w:themeTint="99"/>
+        </w:rPr>
+        <w:t>Its</w:t>
+      </w:r>
+      <w:proofErr w:type="spellEnd"/>
+      <w:proofErr w:type="gramEnd"/>
+      <w:r>
+        <w:rPr>
+          <w:color w:val="45B0E1" w:themeColor="accent1" w:themeTint="99"/>
+        </w:rPr>
+        <w:t xml:space="preserve"> used to make your terraform code dynamic. </w:t>
+      </w:r>
+    </w:p>
+    <w:p>
+      <w:pPr>
+        <w:rPr>
+          <w:color w:val="45B0E1" w:themeColor="accent1" w:themeTint="99"/>
+        </w:rPr>
+      </w:pPr>
+      <w:r>
+        <w:rPr>
+          <w:color w:val="45B0E1" w:themeColor="accent1" w:themeTint="99"/>
+        </w:rPr>
+        <w:t xml:space="preserve">This makes the code reusable across different environments. Also make it </w:t>
+      </w:r>
+      <w:proofErr w:type="gramStart"/>
+      <w:r>
+        <w:rPr>
+          <w:color w:val="45B0E1" w:themeColor="accent1" w:themeTint="99"/>
+        </w:rPr>
+        <w:t>flexible ,</w:t>
+      </w:r>
+      <w:proofErr w:type="gramEnd"/>
+      <w:r>
+        <w:rPr>
+          <w:color w:val="45B0E1" w:themeColor="accent1" w:themeTint="99"/>
+        </w:rPr>
+        <w:t xml:space="preserve"> environment agnostic</w:t>
       </w:r>
       <w:r>
         <w:rPr>
@@ -2002,12 +2561,25 @@
           </w:tcPr>
           <w:p>
             <w:r>
-              <w:t># Datasources</w:t>
-            </w:r>
-          </w:p>
-          <w:p>
-            <w:r>
-              <w:t>data "aws_availability_zones" "available" {</w:t>
+              <w:t xml:space="preserve"># </w:t>
+            </w:r>
+            <w:proofErr w:type="spellStart"/>
+            <w:r>
+              <w:t>Datasources</w:t>
+            </w:r>
+            <w:proofErr w:type="spellEnd"/>
+          </w:p>
+          <w:p>
+            <w:r>
+              <w:t>data "</w:t>
+            </w:r>
+            <w:proofErr w:type="spellStart"/>
+            <w:r>
+              <w:t>aws_availability_zones</w:t>
+            </w:r>
+            <w:proofErr w:type="spellEnd"/>
+            <w:r>
+              <w:t>" "available" {</w:t>
             </w:r>
           </w:p>
           <w:p>
@@ -2025,42 +2597,92 @@
               <w:rPr>
                 <w:color w:val="45B0E1" w:themeColor="accent1" w:themeTint="99"/>
               </w:rPr>
-              <w:t>If you will not define region it will take from versions.tf file where we have defined provider block</w:t>
-            </w:r>
-          </w:p>
-          <w:p>
-            <w:r>
-              <w:t>}</w:t>
-            </w:r>
-          </w:p>
-          <w:p/>
-          <w:p>
-            <w:r>
-              <w:t># Locals Block</w:t>
-            </w:r>
-          </w:p>
-          <w:p>
-            <w:r>
-              <w:t>locals {</w:t>
-            </w:r>
-          </w:p>
-          <w:p>
-            <w:r>
-              <w:t xml:space="preserve">  azs             = slice(data.aws_availability_zones.available.names, 0, 3)</w:t>
-            </w:r>
-            <w:r>
-              <w:t xml:space="preserve"> </w:t>
-            </w:r>
-          </w:p>
-          <w:p>
-            <w:r>
-              <w:t xml:space="preserve"> </w:t>
-            </w:r>
+              <w:t xml:space="preserve">If you </w:t>
+            </w:r>
+            <w:proofErr w:type="gramStart"/>
             <w:r>
               <w:rPr>
                 <w:color w:val="45B0E1" w:themeColor="accent1" w:themeTint="99"/>
               </w:rPr>
-              <w:t xml:space="preserve">----list </w:t>
+              <w:t>will not define</w:t>
+            </w:r>
+            <w:proofErr w:type="gramEnd"/>
+            <w:r>
+              <w:rPr>
+                <w:color w:val="45B0E1" w:themeColor="accent1" w:themeTint="99"/>
+              </w:rPr>
+              <w:t xml:space="preserve"> region it will take from versions.tf file where we have defined provider block</w:t>
+            </w:r>
+          </w:p>
+          <w:p>
+            <w:r>
+              <w:t>}</w:t>
+            </w:r>
+          </w:p>
+          <w:p/>
+          <w:p>
+            <w:r>
+              <w:t># Locals Block</w:t>
+            </w:r>
+          </w:p>
+          <w:p>
+            <w:r>
+              <w:t>locals {</w:t>
+            </w:r>
+          </w:p>
+          <w:p>
+            <w:r>
+              <w:t xml:space="preserve">  </w:t>
+            </w:r>
+            <w:proofErr w:type="spellStart"/>
+            <w:r>
+              <w:t>azs</w:t>
+            </w:r>
+            <w:proofErr w:type="spellEnd"/>
+            <w:r>
+              <w:t xml:space="preserve">             = </w:t>
+            </w:r>
+            <w:proofErr w:type="gramStart"/>
+            <w:r>
+              <w:t>slice(</w:t>
+            </w:r>
+            <w:proofErr w:type="spellStart"/>
+            <w:proofErr w:type="gramEnd"/>
+            <w:r>
+              <w:t>data.aws_availability_</w:t>
+            </w:r>
+            <w:proofErr w:type="gramStart"/>
+            <w:r>
+              <w:t>zones.available</w:t>
+            </w:r>
+            <w:proofErr w:type="gramEnd"/>
+            <w:r>
+              <w:t>.names</w:t>
+            </w:r>
+            <w:proofErr w:type="spellEnd"/>
+            <w:r>
+              <w:t>, 0, 3)</w:t>
+            </w:r>
+            <w:r>
+              <w:t xml:space="preserve"> </w:t>
+            </w:r>
+          </w:p>
+          <w:p>
+            <w:r>
+              <w:t xml:space="preserve"> </w:t>
+            </w:r>
+            <w:r>
+              <w:rPr>
+                <w:color w:val="45B0E1" w:themeColor="accent1" w:themeTint="99"/>
+              </w:rPr>
+              <w:t>----</w:t>
+            </w:r>
+            <w:proofErr w:type="gramStart"/>
+            <w:r>
+              <w:rPr>
+                <w:color w:val="45B0E1" w:themeColor="accent1" w:themeTint="99"/>
+              </w:rPr>
+              <w:t xml:space="preserve">list </w:t>
             </w:r>
             <w:r>
               <w:rPr>
@@ -2068,13 +2690,142 @@
               </w:rPr>
               <w:t xml:space="preserve"> </w:t>
             </w:r>
-            <w:r>
-              <w:t>public_subnets  = [for k, az in local.azs : cidrsubnet(var.vpc_cidr, var.subnet_newbits, k)]</w:t>
-            </w:r>
-          </w:p>
-          <w:p>
-            <w:r>
-              <w:t xml:space="preserve">  private_subnets = [for k, az in local.azs : cidrsubnet(var.vpc_cidr, var.subnet_newbits, k + 10)]</w:t>
+            <w:proofErr w:type="spellStart"/>
+            <w:r>
+              <w:t>public</w:t>
+            </w:r>
+            <w:proofErr w:type="gramEnd"/>
+            <w:r>
+              <w:t>_</w:t>
+            </w:r>
+            <w:proofErr w:type="gramStart"/>
+            <w:r>
+              <w:t>subnets</w:t>
+            </w:r>
+            <w:proofErr w:type="spellEnd"/>
+            <w:r>
+              <w:t xml:space="preserve">  =</w:t>
+            </w:r>
+            <w:proofErr w:type="gramEnd"/>
+            <w:r>
+              <w:t xml:space="preserve"> [for k, </w:t>
+            </w:r>
+            <w:proofErr w:type="spellStart"/>
+            <w:r>
+              <w:t>az</w:t>
+            </w:r>
+            <w:proofErr w:type="spellEnd"/>
+            <w:r>
+              <w:t xml:space="preserve"> in </w:t>
+            </w:r>
+            <w:proofErr w:type="spellStart"/>
+            <w:proofErr w:type="gramStart"/>
+            <w:r>
+              <w:t>local.azs</w:t>
+            </w:r>
+            <w:proofErr w:type="spellEnd"/>
+            <w:r>
+              <w:t xml:space="preserve"> :</w:t>
+            </w:r>
+            <w:proofErr w:type="gramEnd"/>
+            <w:r>
+              <w:t xml:space="preserve"> </w:t>
+            </w:r>
+            <w:proofErr w:type="spellStart"/>
+            <w:proofErr w:type="gramStart"/>
+            <w:r>
+              <w:t>cidrsubnet</w:t>
+            </w:r>
+            <w:proofErr w:type="spellEnd"/>
+            <w:r>
+              <w:t>(</w:t>
+            </w:r>
+            <w:proofErr w:type="spellStart"/>
+            <w:proofErr w:type="gramEnd"/>
+            <w:r>
+              <w:t>var.vpc_cidr</w:t>
+            </w:r>
+            <w:proofErr w:type="spellEnd"/>
+            <w:r>
+              <w:t xml:space="preserve">, </w:t>
+            </w:r>
+            <w:proofErr w:type="spellStart"/>
+            <w:proofErr w:type="gramStart"/>
+            <w:r>
+              <w:t>var.subnet</w:t>
+            </w:r>
+            <w:proofErr w:type="gramEnd"/>
+            <w:r>
+              <w:t>_newbits</w:t>
+            </w:r>
+            <w:proofErr w:type="spellEnd"/>
+            <w:r>
+              <w:t>, k)]</w:t>
+            </w:r>
+          </w:p>
+          <w:p>
+            <w:r>
+              <w:t xml:space="preserve">  </w:t>
+            </w:r>
+            <w:proofErr w:type="spellStart"/>
+            <w:r>
+              <w:t>private_subnets</w:t>
+            </w:r>
+            <w:proofErr w:type="spellEnd"/>
+            <w:r>
+              <w:t xml:space="preserve"> = [for k, </w:t>
+            </w:r>
+            <w:proofErr w:type="spellStart"/>
+            <w:r>
+              <w:t>az</w:t>
+            </w:r>
+            <w:proofErr w:type="spellEnd"/>
+            <w:r>
+              <w:t xml:space="preserve"> in </w:t>
+            </w:r>
+            <w:proofErr w:type="spellStart"/>
+            <w:proofErr w:type="gramStart"/>
+            <w:r>
+              <w:t>local.azs</w:t>
+            </w:r>
+            <w:proofErr w:type="spellEnd"/>
+            <w:r>
+              <w:t xml:space="preserve"> :</w:t>
+            </w:r>
+            <w:proofErr w:type="gramEnd"/>
+            <w:r>
+              <w:t xml:space="preserve"> </w:t>
+            </w:r>
+            <w:proofErr w:type="spellStart"/>
+            <w:proofErr w:type="gramStart"/>
+            <w:r>
+              <w:t>cidrsubnet</w:t>
+            </w:r>
+            <w:proofErr w:type="spellEnd"/>
+            <w:r>
+              <w:t>(</w:t>
+            </w:r>
+            <w:proofErr w:type="spellStart"/>
+            <w:proofErr w:type="gramEnd"/>
+            <w:r>
+              <w:t>var.vpc_cidr</w:t>
+            </w:r>
+            <w:proofErr w:type="spellEnd"/>
+            <w:r>
+              <w:t xml:space="preserve">, </w:t>
+            </w:r>
+            <w:proofErr w:type="spellStart"/>
+            <w:proofErr w:type="gramStart"/>
+            <w:r>
+              <w:t>var.subnet</w:t>
+            </w:r>
+            <w:proofErr w:type="gramEnd"/>
+            <w:r>
+              <w:t>_newbits</w:t>
+            </w:r>
+            <w:proofErr w:type="spellEnd"/>
+            <w:r>
+              <w:t>, k + 10)]</w:t>
             </w:r>
           </w:p>
           <w:p>
@@ -2087,7 +2838,21 @@
               <w:rPr>
                 <w:color w:val="45B0E1" w:themeColor="accent1" w:themeTint="99"/>
               </w:rPr>
-              <w:t>block is similar to function-scoped variables in other programming languages. Local values assign names to expressions, letting you use the name multiple times within a module instead of repeating the expression.</w:t>
+              <w:t xml:space="preserve">block is </w:t>
+            </w:r>
+            <w:proofErr w:type="gramStart"/>
+            <w:r>
+              <w:rPr>
+                <w:color w:val="45B0E1" w:themeColor="accent1" w:themeTint="99"/>
+              </w:rPr>
+              <w:t>similar to</w:t>
+            </w:r>
+            <w:proofErr w:type="gramEnd"/>
+            <w:r>
+              <w:rPr>
+                <w:color w:val="45B0E1" w:themeColor="accent1" w:themeTint="99"/>
+              </w:rPr>
+              <w:t xml:space="preserve"> function-scoped variables in other programming languages. Local values assign names to expressions, letting you use the name multiple times within a module instead of repeating the expression.</w:t>
             </w:r>
           </w:p>
           <w:p>
@@ -2096,12 +2861,27 @@
                 <w:color w:val="45B0E1" w:themeColor="accent1" w:themeTint="99"/>
               </w:rPr>
             </w:pPr>
+            <w:proofErr w:type="spellStart"/>
             <w:r>
               <w:rPr>
                 <w:color w:val="45B0E1" w:themeColor="accent1" w:themeTint="99"/>
               </w:rPr>
               <w:lastRenderedPageBreak/>
-              <w:t xml:space="preserve">Newbits – number of bits to add in subnets </w:t>
+              <w:t>Newbits</w:t>
+            </w:r>
+            <w:proofErr w:type="spellEnd"/>
+            <w:r>
+              <w:rPr>
+                <w:color w:val="45B0E1" w:themeColor="accent1" w:themeTint="99"/>
+              </w:rPr>
+              <w:t xml:space="preserve"> – number of bits to add in </w:t>
+            </w:r>
+            <w:proofErr w:type="gramStart"/>
+            <w:r>
+              <w:rPr>
+                <w:color w:val="45B0E1" w:themeColor="accent1" w:themeTint="99"/>
+              </w:rPr>
+              <w:t xml:space="preserve">subnets </w:t>
             </w:r>
             <w:r>
               <w:rPr>
@@ -2109,6 +2889,7 @@
               </w:rPr>
               <w:t>,</w:t>
             </w:r>
+            <w:proofErr w:type="gramEnd"/>
             <w:r>
               <w:rPr>
                 <w:rFonts w:ascii="Segoe UI" w:hAnsi="Segoe UI" w:cs="Segoe UI"/>
@@ -2217,17 +2998,51 @@
           </w:p>
           <w:p>
             <w:r>
-              <w:t>resource "aws_vpc" "main" {</w:t>
-            </w:r>
-          </w:p>
-          <w:p>
-            <w:r>
-              <w:t xml:space="preserve">  cidr_block           = var.vpc_cidr</w:t>
-            </w:r>
-          </w:p>
-          <w:p>
-            <w:r>
-              <w:t xml:space="preserve">  enable_dns_hostnames = true</w:t>
+              <w:t>resource "</w:t>
+            </w:r>
+            <w:proofErr w:type="spellStart"/>
+            <w:r>
+              <w:t>aws_vpc</w:t>
+            </w:r>
+            <w:proofErr w:type="spellEnd"/>
+            <w:r>
+              <w:t>" "</w:t>
+            </w:r>
+            <w:proofErr w:type="gramStart"/>
+            <w:r>
+              <w:t>main" {</w:t>
+            </w:r>
+            <w:proofErr w:type="gramEnd"/>
+          </w:p>
+          <w:p>
+            <w:r>
+              <w:t xml:space="preserve">  </w:t>
+            </w:r>
+            <w:proofErr w:type="spellStart"/>
+            <w:r>
+              <w:t>cidr_block</w:t>
+            </w:r>
+            <w:proofErr w:type="spellEnd"/>
+            <w:r>
+              <w:t xml:space="preserve">           = </w:t>
+            </w:r>
+            <w:proofErr w:type="spellStart"/>
+            <w:r>
+              <w:t>var.vpc_cidr</w:t>
+            </w:r>
+            <w:proofErr w:type="spellEnd"/>
+          </w:p>
+          <w:p>
+            <w:r>
+              <w:t xml:space="preserve">  </w:t>
+            </w:r>
+            <w:proofErr w:type="spellStart"/>
+            <w:r>
+              <w:t>enable_dns_hostnames</w:t>
+            </w:r>
+            <w:proofErr w:type="spellEnd"/>
+            <w:r>
+              <w:t xml:space="preserve"> = true</w:t>
             </w:r>
             <w:r>
               <w:t xml:space="preserve">    </w:t>
@@ -2241,7 +3056,15 @@
           </w:p>
           <w:p>
             <w:r>
-              <w:t xml:space="preserve">  enable_dns_support   = true</w:t>
+              <w:t xml:space="preserve">  </w:t>
+            </w:r>
+            <w:proofErr w:type="spellStart"/>
+            <w:r>
+              <w:t>enable_dns_support</w:t>
+            </w:r>
+            <w:proofErr w:type="spellEnd"/>
+            <w:r>
+              <w:t xml:space="preserve">   = true</w:t>
             </w:r>
           </w:p>
           <w:p>
@@ -2251,129 +3074,489 @@
               </w:rPr>
             </w:pPr>
             <w:r>
-              <w:t xml:space="preserve">  tags = merge(var.tags, { Name = "${var.environment_name}-vpc" })  </w:t>
+              <w:t xml:space="preserve">  tags = </w:t>
+            </w:r>
+            <w:proofErr w:type="gramStart"/>
+            <w:r>
+              <w:t>merge(</w:t>
+            </w:r>
+            <w:proofErr w:type="spellStart"/>
+            <w:r>
+              <w:t>var.tags</w:t>
+            </w:r>
+            <w:proofErr w:type="spellEnd"/>
+            <w:proofErr w:type="gramEnd"/>
+            <w:r>
+              <w:t xml:space="preserve">, </w:t>
+            </w:r>
+            <w:proofErr w:type="gramStart"/>
+            <w:r>
+              <w:t>{ Name</w:t>
+            </w:r>
+            <w:proofErr w:type="gramEnd"/>
+            <w:r>
+              <w:t xml:space="preserve"> = "${</w:t>
+            </w:r>
+            <w:proofErr w:type="spellStart"/>
+            <w:proofErr w:type="gramStart"/>
+            <w:r>
+              <w:t>var.environment</w:t>
+            </w:r>
+            <w:proofErr w:type="gramEnd"/>
+            <w:r>
+              <w:t>_</w:t>
+            </w:r>
+            <w:proofErr w:type="gramStart"/>
+            <w:r>
+              <w:t>name</w:t>
+            </w:r>
+            <w:proofErr w:type="spellEnd"/>
+            <w:r>
+              <w:t>}-</w:t>
+            </w:r>
+            <w:proofErr w:type="spellStart"/>
+            <w:proofErr w:type="gramEnd"/>
+            <w:r>
+              <w:t>vpc</w:t>
+            </w:r>
+            <w:proofErr w:type="spellEnd"/>
+            <w:proofErr w:type="gramStart"/>
+            <w:r>
+              <w:t xml:space="preserve">" })  </w:t>
             </w:r>
             <w:r>
               <w:rPr>
                 <w:color w:val="45B0E1" w:themeColor="accent1" w:themeTint="99"/>
               </w:rPr>
-              <w:t>---merge into single value</w:t>
-            </w:r>
-          </w:p>
-          <w:p>
-            <w:r>
-              <w:t xml:space="preserve">  lifecycle {</w:t>
-            </w:r>
-            <w:r>
-              <w:t xml:space="preserve">   </w:t>
-            </w:r>
+              <w:t>-</w:t>
+            </w:r>
+            <w:proofErr w:type="gramEnd"/>
             <w:r>
               <w:rPr>
                 <w:color w:val="45B0E1" w:themeColor="accent1" w:themeTint="99"/>
               </w:rPr>
-              <w:t>----meta-argument</w:t>
+              <w:t>--merge into single value</w:t>
+            </w:r>
+          </w:p>
+          <w:p>
+            <w:r>
+              <w:t xml:space="preserve">  lifecycle </w:t>
+            </w:r>
+            <w:proofErr w:type="gramStart"/>
+            <w:r>
+              <w:t>{</w:t>
+            </w:r>
+            <w:r>
+              <w:t xml:space="preserve">  </w:t>
+            </w:r>
+            <w:proofErr w:type="gramEnd"/>
+            <w:r>
+              <w:t xml:space="preserve"> </w:t>
             </w:r>
             <w:r>
               <w:rPr>
                 <w:color w:val="45B0E1" w:themeColor="accent1" w:themeTint="99"/>
               </w:rPr>
-              <w:t>,control how terraform creates infrastructure</w:t>
-            </w:r>
-          </w:p>
-          <w:p>
-            <w:r>
-              <w:t xml:space="preserve">    prevent_destroy = false</w:t>
-            </w:r>
-            <w:r>
-              <w:t xml:space="preserve">   ----rejects operation to destroy</w:t>
-            </w:r>
-          </w:p>
-          <w:p>
-            <w:r>
-              <w:t xml:space="preserve">  }</w:t>
-            </w:r>
-          </w:p>
-          <w:p>
-            <w:r>
-              <w:t>}</w:t>
-            </w:r>
-          </w:p>
-          <w:p/>
-          <w:p>
-            <w:r>
-              <w:t># Resource-2: Internet Gateway</w:t>
-            </w:r>
-          </w:p>
-          <w:p>
-            <w:r>
-              <w:t>resource "aws_internet_gateway" "igw" {</w:t>
-            </w:r>
-          </w:p>
-          <w:p>
-            <w:r>
-              <w:lastRenderedPageBreak/>
-              <w:t xml:space="preserve">  vpc_id = aws_vpc.main.id</w:t>
-            </w:r>
-          </w:p>
-          <w:p>
-            <w:r>
-              <w:t xml:space="preserve">  tags = merge(var.tags, { Name = "${var.environment_name}-igw" })</w:t>
-            </w:r>
-          </w:p>
-          <w:p>
-            <w:r>
-              <w:t>}</w:t>
-            </w:r>
-          </w:p>
-          <w:p/>
-          <w:p>
-            <w:r>
-              <w:t># Resource-3: Public Subnets</w:t>
-            </w:r>
-          </w:p>
-          <w:p>
-            <w:r>
-              <w:t>resource "aws_subnet" "public" {</w:t>
-            </w:r>
-          </w:p>
-          <w:p>
-            <w:r>
-              <w:t xml:space="preserve">  for_each = { for idx, az in local.azs : az =&gt; local.public_subnets[idx] }</w:t>
-            </w:r>
-            <w:r>
-              <w:t xml:space="preserve">   </w:t>
-            </w:r>
+              <w:t>----meta-</w:t>
+            </w:r>
+            <w:proofErr w:type="spellStart"/>
+            <w:proofErr w:type="gramStart"/>
             <w:r>
               <w:rPr>
                 <w:color w:val="45B0E1" w:themeColor="accent1" w:themeTint="99"/>
               </w:rPr>
-              <w:t>---for each is meta-argument</w:t>
+              <w:t>argument</w:t>
             </w:r>
             <w:r>
               <w:rPr>
                 <w:color w:val="45B0E1" w:themeColor="accent1" w:themeTint="99"/>
               </w:rPr>
-              <w:t xml:space="preserve"> , here az is key and local.public_subnets is value</w:t>
-            </w:r>
-          </w:p>
-          <w:p>
-            <w:r>
-              <w:t xml:space="preserve">  vpc_id                  = aws_vpc.main.id</w:t>
-            </w:r>
-          </w:p>
-          <w:p>
-            <w:r>
-              <w:t xml:space="preserve">  cidr_block              = each.value</w:t>
-            </w:r>
-          </w:p>
-          <w:p>
-            <w:r>
-              <w:t xml:space="preserve">  availability_zone       = each.key</w:t>
-            </w:r>
-          </w:p>
-          <w:p>
-            <w:r>
-              <w:t xml:space="preserve">  map_public_ip_on_launch = true</w:t>
+              <w:t>,control</w:t>
+            </w:r>
+            <w:proofErr w:type="spellEnd"/>
+            <w:proofErr w:type="gramEnd"/>
+            <w:r>
+              <w:rPr>
+                <w:color w:val="45B0E1" w:themeColor="accent1" w:themeTint="99"/>
+              </w:rPr>
+              <w:t xml:space="preserve"> how </w:t>
+            </w:r>
+            <w:proofErr w:type="gramStart"/>
+            <w:r>
+              <w:rPr>
+                <w:color w:val="45B0E1" w:themeColor="accent1" w:themeTint="99"/>
+              </w:rPr>
+              <w:t>terraform</w:t>
+            </w:r>
+            <w:proofErr w:type="gramEnd"/>
+            <w:r>
+              <w:rPr>
+                <w:color w:val="45B0E1" w:themeColor="accent1" w:themeTint="99"/>
+              </w:rPr>
+              <w:t xml:space="preserve"> creates infrastructure</w:t>
+            </w:r>
+          </w:p>
+          <w:p>
+            <w:r>
+              <w:t xml:space="preserve">    </w:t>
+            </w:r>
+            <w:proofErr w:type="spellStart"/>
+            <w:r>
+              <w:t>prevent_destroy</w:t>
+            </w:r>
+            <w:proofErr w:type="spellEnd"/>
+            <w:r>
+              <w:t xml:space="preserve"> = false</w:t>
+            </w:r>
+            <w:r>
+              <w:t xml:space="preserve">   ----rejects operation to destroy</w:t>
+            </w:r>
+          </w:p>
+          <w:p>
+            <w:r>
+              <w:t xml:space="preserve">  }</w:t>
+            </w:r>
+          </w:p>
+          <w:p>
+            <w:r>
+              <w:t>}</w:t>
+            </w:r>
+          </w:p>
+          <w:p/>
+          <w:p>
+            <w:r>
+              <w:t># Resource-2: Internet Gateway</w:t>
+            </w:r>
+          </w:p>
+          <w:p>
+            <w:r>
+              <w:t>resource "</w:t>
+            </w:r>
+            <w:proofErr w:type="spellStart"/>
+            <w:r>
+              <w:t>aws_internet_gateway</w:t>
+            </w:r>
+            <w:proofErr w:type="spellEnd"/>
+            <w:r>
+              <w:t>" "</w:t>
+            </w:r>
+            <w:proofErr w:type="spellStart"/>
+            <w:proofErr w:type="gramStart"/>
+            <w:r>
+              <w:t>igw</w:t>
+            </w:r>
+            <w:proofErr w:type="spellEnd"/>
+            <w:r>
+              <w:t>" {</w:t>
+            </w:r>
+            <w:proofErr w:type="gramEnd"/>
+          </w:p>
+          <w:p>
+            <w:r>
+              <w:lastRenderedPageBreak/>
+              <w:t xml:space="preserve">  </w:t>
+            </w:r>
+            <w:proofErr w:type="spellStart"/>
+            <w:r>
+              <w:t>vpc_id</w:t>
+            </w:r>
+            <w:proofErr w:type="spellEnd"/>
+            <w:r>
+              <w:t xml:space="preserve"> = aws_vpc.main.id</w:t>
+            </w:r>
+          </w:p>
+          <w:p>
+            <w:r>
+              <w:t xml:space="preserve">  tags = </w:t>
+            </w:r>
+            <w:proofErr w:type="gramStart"/>
+            <w:r>
+              <w:t>merge(</w:t>
+            </w:r>
+            <w:proofErr w:type="spellStart"/>
+            <w:r>
+              <w:t>var.tags</w:t>
+            </w:r>
+            <w:proofErr w:type="spellEnd"/>
+            <w:proofErr w:type="gramEnd"/>
+            <w:r>
+              <w:t xml:space="preserve">, </w:t>
+            </w:r>
+            <w:proofErr w:type="gramStart"/>
+            <w:r>
+              <w:t>{ Name</w:t>
+            </w:r>
+            <w:proofErr w:type="gramEnd"/>
+            <w:r>
+              <w:t xml:space="preserve"> = "${</w:t>
+            </w:r>
+            <w:proofErr w:type="spellStart"/>
+            <w:proofErr w:type="gramStart"/>
+            <w:r>
+              <w:t>var.environment</w:t>
+            </w:r>
+            <w:proofErr w:type="gramEnd"/>
+            <w:r>
+              <w:t>_</w:t>
+            </w:r>
+            <w:proofErr w:type="gramStart"/>
+            <w:r>
+              <w:t>name</w:t>
+            </w:r>
+            <w:proofErr w:type="spellEnd"/>
+            <w:r>
+              <w:t>}-</w:t>
+            </w:r>
+            <w:proofErr w:type="spellStart"/>
+            <w:proofErr w:type="gramEnd"/>
+            <w:r>
+              <w:t>igw</w:t>
+            </w:r>
+            <w:proofErr w:type="spellEnd"/>
+            <w:proofErr w:type="gramStart"/>
+            <w:r>
+              <w:t>" }</w:t>
+            </w:r>
+            <w:proofErr w:type="gramEnd"/>
+            <w:r>
+              <w:t>)</w:t>
+            </w:r>
+          </w:p>
+          <w:p>
+            <w:r>
+              <w:t>}</w:t>
+            </w:r>
+          </w:p>
+          <w:p/>
+          <w:p>
+            <w:r>
+              <w:t># Resource-3: Public Subnets</w:t>
+            </w:r>
+          </w:p>
+          <w:p>
+            <w:r>
+              <w:t>resource "</w:t>
+            </w:r>
+            <w:proofErr w:type="spellStart"/>
+            <w:r>
+              <w:t>aws_subnet</w:t>
+            </w:r>
+            <w:proofErr w:type="spellEnd"/>
+            <w:r>
+              <w:t>" "</w:t>
+            </w:r>
+            <w:proofErr w:type="gramStart"/>
+            <w:r>
+              <w:t>public" {</w:t>
+            </w:r>
+            <w:proofErr w:type="gramEnd"/>
+          </w:p>
+          <w:p>
+            <w:r>
+              <w:t xml:space="preserve">  </w:t>
+            </w:r>
+            <w:proofErr w:type="spellStart"/>
+            <w:r>
+              <w:t>for_each</w:t>
+            </w:r>
+            <w:proofErr w:type="spellEnd"/>
+            <w:r>
+              <w:t xml:space="preserve"> = </w:t>
+            </w:r>
+            <w:proofErr w:type="gramStart"/>
+            <w:r>
+              <w:t>{ for</w:t>
+            </w:r>
+            <w:proofErr w:type="gramEnd"/>
+            <w:r>
+              <w:t xml:space="preserve"> </w:t>
+            </w:r>
+            <w:proofErr w:type="spellStart"/>
+            <w:r>
+              <w:t>idx</w:t>
+            </w:r>
+            <w:proofErr w:type="spellEnd"/>
+            <w:r>
+              <w:t xml:space="preserve">, </w:t>
+            </w:r>
+            <w:proofErr w:type="spellStart"/>
+            <w:r>
+              <w:t>az</w:t>
+            </w:r>
+            <w:proofErr w:type="spellEnd"/>
+            <w:r>
+              <w:t xml:space="preserve"> in </w:t>
+            </w:r>
+            <w:proofErr w:type="spellStart"/>
+            <w:proofErr w:type="gramStart"/>
+            <w:r>
+              <w:t>local.azs</w:t>
+            </w:r>
+            <w:proofErr w:type="spellEnd"/>
+            <w:r>
+              <w:t xml:space="preserve"> :</w:t>
+            </w:r>
+            <w:proofErr w:type="gramEnd"/>
+            <w:r>
+              <w:t xml:space="preserve"> </w:t>
+            </w:r>
+            <w:proofErr w:type="spellStart"/>
+            <w:r>
+              <w:t>az</w:t>
+            </w:r>
+            <w:proofErr w:type="spellEnd"/>
+            <w:r>
+              <w:t xml:space="preserve"> =&gt; </w:t>
+            </w:r>
+            <w:proofErr w:type="spellStart"/>
+            <w:proofErr w:type="gramStart"/>
+            <w:r>
+              <w:t>local.public</w:t>
+            </w:r>
+            <w:proofErr w:type="gramEnd"/>
+            <w:r>
+              <w:t>_subnets</w:t>
+            </w:r>
+            <w:proofErr w:type="spellEnd"/>
+            <w:r>
+              <w:t>[</w:t>
+            </w:r>
+            <w:proofErr w:type="spellStart"/>
+            <w:r>
+              <w:t>idx</w:t>
+            </w:r>
+            <w:proofErr w:type="spellEnd"/>
+            <w:proofErr w:type="gramStart"/>
+            <w:r>
+              <w:t>] }</w:t>
+            </w:r>
+            <w:proofErr w:type="gramEnd"/>
+            <w:r>
+              <w:t xml:space="preserve">   </w:t>
+            </w:r>
+            <w:r>
+              <w:rPr>
+                <w:color w:val="45B0E1" w:themeColor="accent1" w:themeTint="99"/>
+              </w:rPr>
+              <w:t>---for each is meta-</w:t>
+            </w:r>
+            <w:proofErr w:type="gramStart"/>
+            <w:r>
+              <w:rPr>
+                <w:color w:val="45B0E1" w:themeColor="accent1" w:themeTint="99"/>
+              </w:rPr>
+              <w:t>argument</w:t>
+            </w:r>
+            <w:r>
+              <w:rPr>
+                <w:color w:val="45B0E1" w:themeColor="accent1" w:themeTint="99"/>
+              </w:rPr>
+              <w:t xml:space="preserve"> ,</w:t>
+            </w:r>
+            <w:proofErr w:type="gramEnd"/>
+            <w:r>
+              <w:rPr>
+                <w:color w:val="45B0E1" w:themeColor="accent1" w:themeTint="99"/>
+              </w:rPr>
+              <w:t xml:space="preserve"> here </w:t>
+            </w:r>
+            <w:proofErr w:type="spellStart"/>
+            <w:r>
+              <w:rPr>
+                <w:color w:val="45B0E1" w:themeColor="accent1" w:themeTint="99"/>
+              </w:rPr>
+              <w:t>az</w:t>
+            </w:r>
+            <w:proofErr w:type="spellEnd"/>
+            <w:r>
+              <w:rPr>
+                <w:color w:val="45B0E1" w:themeColor="accent1" w:themeTint="99"/>
+              </w:rPr>
+              <w:t xml:space="preserve"> is key and </w:t>
+            </w:r>
+            <w:proofErr w:type="spellStart"/>
+            <w:proofErr w:type="gramStart"/>
+            <w:r>
+              <w:rPr>
+                <w:color w:val="45B0E1" w:themeColor="accent1" w:themeTint="99"/>
+              </w:rPr>
+              <w:t>local.public</w:t>
+            </w:r>
+            <w:proofErr w:type="gramEnd"/>
+            <w:r>
+              <w:rPr>
+                <w:color w:val="45B0E1" w:themeColor="accent1" w:themeTint="99"/>
+              </w:rPr>
+              <w:t>_subnets</w:t>
+            </w:r>
+            <w:proofErr w:type="spellEnd"/>
+            <w:r>
+              <w:rPr>
+                <w:color w:val="45B0E1" w:themeColor="accent1" w:themeTint="99"/>
+              </w:rPr>
+              <w:t xml:space="preserve"> is value</w:t>
+            </w:r>
+          </w:p>
+          <w:p>
+            <w:r>
+              <w:t xml:space="preserve">  </w:t>
+            </w:r>
+            <w:proofErr w:type="spellStart"/>
+            <w:r>
+              <w:t>vpc_id</w:t>
+            </w:r>
+            <w:proofErr w:type="spellEnd"/>
+            <w:r>
+              <w:t xml:space="preserve">                  = aws_vpc.main.id</w:t>
+            </w:r>
+          </w:p>
+          <w:p>
+            <w:r>
+              <w:t xml:space="preserve">  </w:t>
+            </w:r>
+            <w:proofErr w:type="spellStart"/>
+            <w:r>
+              <w:t>cidr_block</w:t>
+            </w:r>
+            <w:proofErr w:type="spellEnd"/>
+            <w:r>
+              <w:t xml:space="preserve">              = </w:t>
+            </w:r>
+            <w:proofErr w:type="spellStart"/>
+            <w:r>
+              <w:t>each.value</w:t>
+            </w:r>
+            <w:proofErr w:type="spellEnd"/>
+          </w:p>
+          <w:p>
+            <w:r>
+              <w:t xml:space="preserve">  </w:t>
+            </w:r>
+            <w:proofErr w:type="spellStart"/>
+            <w:r>
+              <w:t>availability_zone</w:t>
+            </w:r>
+            <w:proofErr w:type="spellEnd"/>
+            <w:r>
+              <w:t xml:space="preserve">       = </w:t>
+            </w:r>
+            <w:proofErr w:type="spellStart"/>
+            <w:r>
+              <w:t>each.key</w:t>
+            </w:r>
+            <w:proofErr w:type="spellEnd"/>
+          </w:p>
+          <w:p>
+            <w:r>
+              <w:t xml:space="preserve">  </w:t>
+            </w:r>
+            <w:proofErr w:type="spellStart"/>
+            <w:r>
+              <w:t>map_public_ip_on_launch</w:t>
+            </w:r>
+            <w:proofErr w:type="spellEnd"/>
+            <w:r>
+              <w:t xml:space="preserve"> = true</w:t>
             </w:r>
           </w:p>
           <w:p/>
@@ -2387,8 +3570,16 @@
               <w:rPr>
                 <w:color w:val="45B0E1" w:themeColor="accent1" w:themeTint="99"/>
               </w:rPr>
-              <w:t>map derived for above for each is as below :</w:t>
-            </w:r>
+              <w:t xml:space="preserve">map derived for above for each is as </w:t>
+            </w:r>
+            <w:proofErr w:type="gramStart"/>
+            <w:r>
+              <w:rPr>
+                <w:color w:val="45B0E1" w:themeColor="accent1" w:themeTint="99"/>
+              </w:rPr>
+              <w:t>below :</w:t>
+            </w:r>
+            <w:proofErr w:type="gramEnd"/>
           </w:p>
           <w:p>
             <w:pPr>
@@ -2396,12 +3587,56 @@
                 <w:color w:val="45B0E1" w:themeColor="accent1" w:themeTint="99"/>
               </w:rPr>
             </w:pPr>
+            <w:proofErr w:type="gramStart"/>
             <w:r>
               <w:rPr>
                 <w:color w:val="45B0E1" w:themeColor="accent1" w:themeTint="99"/>
               </w:rPr>
-              <w:t>{ key=value  and to access we use each.key and each.value</w:t>
-            </w:r>
+              <w:t>{ key</w:t>
+            </w:r>
+            <w:proofErr w:type="gramEnd"/>
+            <w:r>
+              <w:rPr>
+                <w:color w:val="45B0E1" w:themeColor="accent1" w:themeTint="99"/>
+              </w:rPr>
+              <w:t>=</w:t>
+            </w:r>
+            <w:proofErr w:type="gramStart"/>
+            <w:r>
+              <w:rPr>
+                <w:color w:val="45B0E1" w:themeColor="accent1" w:themeTint="99"/>
+              </w:rPr>
+              <w:t>value  and</w:t>
+            </w:r>
+            <w:proofErr w:type="gramEnd"/>
+            <w:r>
+              <w:rPr>
+                <w:color w:val="45B0E1" w:themeColor="accent1" w:themeTint="99"/>
+              </w:rPr>
+              <w:t xml:space="preserve"> to access we use </w:t>
+            </w:r>
+            <w:proofErr w:type="spellStart"/>
+            <w:r>
+              <w:rPr>
+                <w:color w:val="45B0E1" w:themeColor="accent1" w:themeTint="99"/>
+              </w:rPr>
+              <w:t>each.key</w:t>
+            </w:r>
+            <w:proofErr w:type="spellEnd"/>
+            <w:r>
+              <w:rPr>
+                <w:color w:val="45B0E1" w:themeColor="accent1" w:themeTint="99"/>
+              </w:rPr>
+              <w:t xml:space="preserve"> and </w:t>
+            </w:r>
+            <w:proofErr w:type="spellStart"/>
+            <w:r>
+              <w:rPr>
+                <w:color w:val="45B0E1" w:themeColor="accent1" w:themeTint="99"/>
+              </w:rPr>
+              <w:t>each.value</w:t>
+            </w:r>
+            <w:proofErr w:type="spellEnd"/>
           </w:p>
           <w:p>
             <w:pPr>
@@ -2458,12 +3693,54 @@
           <w:p/>
           <w:p>
             <w:r>
-              <w:t xml:space="preserve">  tags = merge(var.tags, {</w:t>
-            </w:r>
-          </w:p>
-          <w:p>
-            <w:r>
-              <w:t xml:space="preserve">    Name = "${var.environment_name}-public-${each.key}"</w:t>
+              <w:t xml:space="preserve">  tags = </w:t>
+            </w:r>
+            <w:proofErr w:type="gramStart"/>
+            <w:r>
+              <w:t>merge(</w:t>
+            </w:r>
+            <w:proofErr w:type="spellStart"/>
+            <w:r>
+              <w:t>var.tags</w:t>
+            </w:r>
+            <w:proofErr w:type="spellEnd"/>
+            <w:proofErr w:type="gramEnd"/>
+            <w:r>
+              <w:t>, {</w:t>
+            </w:r>
+          </w:p>
+          <w:p>
+            <w:r>
+              <w:t xml:space="preserve">    Name = "${</w:t>
+            </w:r>
+            <w:proofErr w:type="spellStart"/>
+            <w:proofErr w:type="gramStart"/>
+            <w:r>
+              <w:t>var.environment</w:t>
+            </w:r>
+            <w:proofErr w:type="gramEnd"/>
+            <w:r>
+              <w:t>_</w:t>
+            </w:r>
+            <w:proofErr w:type="gramStart"/>
+            <w:r>
+              <w:t>name</w:t>
+            </w:r>
+            <w:proofErr w:type="spellEnd"/>
+            <w:r>
+              <w:t>}-</w:t>
+            </w:r>
+            <w:proofErr w:type="gramEnd"/>
+            <w:r>
+              <w:t>public-${</w:t>
+            </w:r>
+            <w:proofErr w:type="spellStart"/>
+            <w:r>
+              <w:t>each.key</w:t>
+            </w:r>
+            <w:proofErr w:type="spellEnd"/>
+            <w:r>
+              <w:t>}"</w:t>
             </w:r>
           </w:p>
           <w:p>
@@ -2484,37 +3761,202 @@
           </w:p>
           <w:p>
             <w:r>
-              <w:t>resource "aws_subnet" "private" {</w:t>
-            </w:r>
-          </w:p>
-          <w:p>
-            <w:r>
-              <w:t xml:space="preserve">  for_each = { for idx, az in local.azs : az =&gt; local.private_subnets[idx] }</w:t>
-            </w:r>
-          </w:p>
-          <w:p>
-            <w:r>
-              <w:t xml:space="preserve">  vpc_id            = aws_vpc.main.id</w:t>
-            </w:r>
-          </w:p>
-          <w:p>
-            <w:r>
-              <w:t xml:space="preserve">  cidr_block        = each.value</w:t>
-            </w:r>
-          </w:p>
-          <w:p>
-            <w:r>
-              <w:t xml:space="preserve">  availability_zone = each.key</w:t>
-            </w:r>
-          </w:p>
-          <w:p>
-            <w:r>
-              <w:t xml:space="preserve">  tags = merge(var.tags, {</w:t>
-            </w:r>
-          </w:p>
-          <w:p>
-            <w:r>
-              <w:t xml:space="preserve">    Name = "${var.environment_name}-private-${each.key}"</w:t>
+              <w:t>resource "</w:t>
+            </w:r>
+            <w:proofErr w:type="spellStart"/>
+            <w:r>
+              <w:t>aws_subnet</w:t>
+            </w:r>
+            <w:proofErr w:type="spellEnd"/>
+            <w:r>
+              <w:t>" "</w:t>
+            </w:r>
+            <w:proofErr w:type="gramStart"/>
+            <w:r>
+              <w:t>private" {</w:t>
+            </w:r>
+            <w:proofErr w:type="gramEnd"/>
+          </w:p>
+          <w:p>
+            <w:r>
+              <w:t xml:space="preserve">  </w:t>
+            </w:r>
+            <w:proofErr w:type="spellStart"/>
+            <w:r>
+              <w:t>for_each</w:t>
+            </w:r>
+            <w:proofErr w:type="spellEnd"/>
+            <w:r>
+              <w:t xml:space="preserve"> = </w:t>
+            </w:r>
+            <w:proofErr w:type="gramStart"/>
+            <w:r>
+              <w:t>{ for</w:t>
+            </w:r>
+            <w:proofErr w:type="gramEnd"/>
+            <w:r>
+              <w:t xml:space="preserve"> </w:t>
+            </w:r>
+            <w:proofErr w:type="spellStart"/>
+            <w:r>
+              <w:t>idx</w:t>
+            </w:r>
+            <w:proofErr w:type="spellEnd"/>
+            <w:r>
+              <w:t xml:space="preserve">, </w:t>
+            </w:r>
+            <w:proofErr w:type="spellStart"/>
+            <w:r>
+              <w:t>az</w:t>
+            </w:r>
+            <w:proofErr w:type="spellEnd"/>
+            <w:r>
+              <w:t xml:space="preserve"> in </w:t>
+            </w:r>
+            <w:proofErr w:type="spellStart"/>
+            <w:proofErr w:type="gramStart"/>
+            <w:r>
+              <w:t>local.azs</w:t>
+            </w:r>
+            <w:proofErr w:type="spellEnd"/>
+            <w:r>
+              <w:t xml:space="preserve"> :</w:t>
+            </w:r>
+            <w:proofErr w:type="gramEnd"/>
+            <w:r>
+              <w:t xml:space="preserve"> </w:t>
+            </w:r>
+            <w:proofErr w:type="spellStart"/>
+            <w:r>
+              <w:t>az</w:t>
+            </w:r>
+            <w:proofErr w:type="spellEnd"/>
+            <w:r>
+              <w:t xml:space="preserve"> =&gt; </w:t>
+            </w:r>
+            <w:proofErr w:type="spellStart"/>
+            <w:proofErr w:type="gramStart"/>
+            <w:r>
+              <w:t>local.private</w:t>
+            </w:r>
+            <w:proofErr w:type="gramEnd"/>
+            <w:r>
+              <w:t>_subnets</w:t>
+            </w:r>
+            <w:proofErr w:type="spellEnd"/>
+            <w:r>
+              <w:t>[</w:t>
+            </w:r>
+            <w:proofErr w:type="spellStart"/>
+            <w:r>
+              <w:t>idx</w:t>
+            </w:r>
+            <w:proofErr w:type="spellEnd"/>
+            <w:proofErr w:type="gramStart"/>
+            <w:r>
+              <w:t>] }</w:t>
+            </w:r>
+            <w:proofErr w:type="gramEnd"/>
+          </w:p>
+          <w:p>
+            <w:r>
+              <w:t xml:space="preserve">  </w:t>
+            </w:r>
+            <w:proofErr w:type="spellStart"/>
+            <w:r>
+              <w:t>vpc_id</w:t>
+            </w:r>
+            <w:proofErr w:type="spellEnd"/>
+            <w:r>
+              <w:t xml:space="preserve">            = aws_vpc.main.id</w:t>
+            </w:r>
+          </w:p>
+          <w:p>
+            <w:r>
+              <w:t xml:space="preserve">  </w:t>
+            </w:r>
+            <w:proofErr w:type="spellStart"/>
+            <w:r>
+              <w:t>cidr_block</w:t>
+            </w:r>
+            <w:proofErr w:type="spellEnd"/>
+            <w:r>
+              <w:t xml:space="preserve">        = </w:t>
+            </w:r>
+            <w:proofErr w:type="spellStart"/>
+            <w:r>
+              <w:t>each.value</w:t>
+            </w:r>
+            <w:proofErr w:type="spellEnd"/>
+          </w:p>
+          <w:p>
+            <w:r>
+              <w:t xml:space="preserve">  </w:t>
+            </w:r>
+            <w:proofErr w:type="spellStart"/>
+            <w:r>
+              <w:t>availability_zone</w:t>
+            </w:r>
+            <w:proofErr w:type="spellEnd"/>
+            <w:r>
+              <w:t xml:space="preserve"> = </w:t>
+            </w:r>
+            <w:proofErr w:type="spellStart"/>
+            <w:r>
+              <w:t>each.key</w:t>
+            </w:r>
+            <w:proofErr w:type="spellEnd"/>
+          </w:p>
+          <w:p>
+            <w:r>
+              <w:t xml:space="preserve">  tags = </w:t>
+            </w:r>
+            <w:proofErr w:type="gramStart"/>
+            <w:r>
+              <w:t>merge(</w:t>
+            </w:r>
+            <w:proofErr w:type="spellStart"/>
+            <w:r>
+              <w:t>var.tags</w:t>
+            </w:r>
+            <w:proofErr w:type="spellEnd"/>
+            <w:proofErr w:type="gramEnd"/>
+            <w:r>
+              <w:t>, {</w:t>
+            </w:r>
+          </w:p>
+          <w:p>
+            <w:r>
+              <w:t xml:space="preserve">    Name = "${</w:t>
+            </w:r>
+            <w:proofErr w:type="spellStart"/>
+            <w:proofErr w:type="gramStart"/>
+            <w:r>
+              <w:t>var.environment</w:t>
+            </w:r>
+            <w:proofErr w:type="gramEnd"/>
+            <w:r>
+              <w:t>_</w:t>
+            </w:r>
+            <w:proofErr w:type="gramStart"/>
+            <w:r>
+              <w:t>name</w:t>
+            </w:r>
+            <w:proofErr w:type="spellEnd"/>
+            <w:r>
+              <w:t>}-</w:t>
+            </w:r>
+            <w:proofErr w:type="gramEnd"/>
+            <w:r>
+              <w:t>private-${</w:t>
+            </w:r>
+            <w:proofErr w:type="spellStart"/>
+            <w:r>
+              <w:t>each.key</w:t>
+            </w:r>
+            <w:proofErr w:type="spellEnd"/>
+            <w:r>
+              <w:t>}"</w:t>
             </w:r>
           </w:p>
           <w:p>
@@ -2535,12 +3977,82 @@
           </w:p>
           <w:p>
             <w:r>
-              <w:t>resource "aws_eip" "nat" {</w:t>
-            </w:r>
-          </w:p>
-          <w:p>
-            <w:r>
-              <w:t xml:space="preserve">  tags = merge(var.tags, { Name = "${var.environment_name}-nat-eip" })</w:t>
+              <w:t>resource "</w:t>
+            </w:r>
+            <w:proofErr w:type="spellStart"/>
+            <w:r>
+              <w:t>aws_eip</w:t>
+            </w:r>
+            <w:proofErr w:type="spellEnd"/>
+            <w:r>
+              <w:t>" "</w:t>
+            </w:r>
+            <w:proofErr w:type="spellStart"/>
+            <w:proofErr w:type="gramStart"/>
+            <w:r>
+              <w:t>nat</w:t>
+            </w:r>
+            <w:proofErr w:type="spellEnd"/>
+            <w:r>
+              <w:t>" {</w:t>
+            </w:r>
+            <w:proofErr w:type="gramEnd"/>
+          </w:p>
+          <w:p>
+            <w:r>
+              <w:t xml:space="preserve">  tags = </w:t>
+            </w:r>
+            <w:proofErr w:type="gramStart"/>
+            <w:r>
+              <w:t>merge(</w:t>
+            </w:r>
+            <w:proofErr w:type="spellStart"/>
+            <w:r>
+              <w:t>var.tags</w:t>
+            </w:r>
+            <w:proofErr w:type="spellEnd"/>
+            <w:proofErr w:type="gramEnd"/>
+            <w:r>
+              <w:t xml:space="preserve">, </w:t>
+            </w:r>
+            <w:proofErr w:type="gramStart"/>
+            <w:r>
+              <w:t>{ Name</w:t>
+            </w:r>
+            <w:proofErr w:type="gramEnd"/>
+            <w:r>
+              <w:t xml:space="preserve"> = "${</w:t>
+            </w:r>
+            <w:proofErr w:type="spellStart"/>
+            <w:proofErr w:type="gramStart"/>
+            <w:r>
+              <w:t>var.environment</w:t>
+            </w:r>
+            <w:proofErr w:type="gramEnd"/>
+            <w:r>
+              <w:t>_</w:t>
+            </w:r>
+            <w:proofErr w:type="gramStart"/>
+            <w:r>
+              <w:t>name</w:t>
+            </w:r>
+            <w:proofErr w:type="spellEnd"/>
+            <w:r>
+              <w:t>}-</w:t>
+            </w:r>
+            <w:proofErr w:type="spellStart"/>
+            <w:proofErr w:type="gramEnd"/>
+            <w:r>
+              <w:t>nat-eip</w:t>
+            </w:r>
+            <w:proofErr w:type="spellEnd"/>
+            <w:proofErr w:type="gramStart"/>
+            <w:r>
+              <w:t>" }</w:t>
+            </w:r>
+            <w:proofErr w:type="gramEnd"/>
+            <w:r>
+              <w:t>)</w:t>
             </w:r>
           </w:p>
           <w:p>
@@ -2556,18 +4068,72 @@
           </w:p>
           <w:p>
             <w:r>
-              <w:t>resource "aws_nat_gateway" "nat" {</w:t>
-            </w:r>
-          </w:p>
-          <w:p>
-            <w:r>
-              <w:t xml:space="preserve">  allocation_id = aws_eip.nat.id</w:t>
+              <w:t>resource "</w:t>
+            </w:r>
+            <w:proofErr w:type="spellStart"/>
+            <w:r>
+              <w:t>aws_nat_gateway</w:t>
+            </w:r>
+            <w:proofErr w:type="spellEnd"/>
+            <w:r>
+              <w:t>" "</w:t>
+            </w:r>
+            <w:proofErr w:type="spellStart"/>
+            <w:proofErr w:type="gramStart"/>
+            <w:r>
+              <w:t>nat</w:t>
+            </w:r>
+            <w:proofErr w:type="spellEnd"/>
+            <w:r>
+              <w:t>" {</w:t>
+            </w:r>
+            <w:proofErr w:type="gramEnd"/>
+          </w:p>
+          <w:p>
+            <w:r>
+              <w:t xml:space="preserve">  </w:t>
+            </w:r>
+            <w:proofErr w:type="spellStart"/>
+            <w:r>
+              <w:t>allocation_id</w:t>
+            </w:r>
+            <w:proofErr w:type="spellEnd"/>
+            <w:r>
+              <w:t xml:space="preserve"> = aws_eip.nat.id</w:t>
             </w:r>
           </w:p>
           <w:p>
             <w:r>
               <w:lastRenderedPageBreak/>
-              <w:t xml:space="preserve">  subnet_id     = values(aws_subnet.public)[0].id</w:t>
+              <w:t xml:space="preserve">  </w:t>
+            </w:r>
+            <w:proofErr w:type="spellStart"/>
+            <w:r>
+              <w:t>subnet_id</w:t>
+            </w:r>
+            <w:proofErr w:type="spellEnd"/>
+            <w:r>
+              <w:t xml:space="preserve">     = values(</w:t>
+            </w:r>
+            <w:proofErr w:type="spellStart"/>
+            <w:r>
+              <w:t>aws_</w:t>
+            </w:r>
+            <w:proofErr w:type="gramStart"/>
+            <w:r>
+              <w:t>subnet.public</w:t>
+            </w:r>
+            <w:proofErr w:type="spellEnd"/>
+            <w:r>
+              <w:t>)[</w:t>
+            </w:r>
+            <w:proofErr w:type="gramEnd"/>
+            <w:r>
+              <w:t>0].</w:t>
+            </w:r>
+            <w:proofErr w:type="gramStart"/>
+            <w:r>
+              <w:t>id</w:t>
             </w:r>
             <w:r>
               <w:t xml:space="preserve">  </w:t>
@@ -2576,20 +4142,100 @@
               <w:rPr>
                 <w:color w:val="45B0E1" w:themeColor="accent1" w:themeTint="99"/>
               </w:rPr>
-              <w:t>---extract only values from map</w:t>
-            </w:r>
-          </w:p>
-          <w:p>
-            <w:r>
-              <w:t xml:space="preserve">  tags = merge(var.tags, { Name = "${var.environment_name}-nat" })</w:t>
-            </w:r>
-          </w:p>
-          <w:p>
-            <w:r>
-              <w:t xml:space="preserve">  depends_on = [aws_internet_gateway.igw]</w:t>
-            </w:r>
-            <w:r>
-              <w:t xml:space="preserve">    </w:t>
+              <w:t>---</w:t>
+            </w:r>
+            <w:proofErr w:type="gramEnd"/>
+            <w:r>
+              <w:rPr>
+                <w:color w:val="45B0E1" w:themeColor="accent1" w:themeTint="99"/>
+              </w:rPr>
+              <w:t>extract only values from map</w:t>
+            </w:r>
+          </w:p>
+          <w:p>
+            <w:r>
+              <w:t xml:space="preserve">  tags = </w:t>
+            </w:r>
+            <w:proofErr w:type="gramStart"/>
+            <w:r>
+              <w:t>merge(</w:t>
+            </w:r>
+            <w:proofErr w:type="spellStart"/>
+            <w:r>
+              <w:t>var.tags</w:t>
+            </w:r>
+            <w:proofErr w:type="spellEnd"/>
+            <w:proofErr w:type="gramEnd"/>
+            <w:r>
+              <w:t xml:space="preserve">, </w:t>
+            </w:r>
+            <w:proofErr w:type="gramStart"/>
+            <w:r>
+              <w:t>{ Name</w:t>
+            </w:r>
+            <w:proofErr w:type="gramEnd"/>
+            <w:r>
+              <w:t xml:space="preserve"> = "${</w:t>
+            </w:r>
+            <w:proofErr w:type="spellStart"/>
+            <w:proofErr w:type="gramStart"/>
+            <w:r>
+              <w:t>var.environment</w:t>
+            </w:r>
+            <w:proofErr w:type="gramEnd"/>
+            <w:r>
+              <w:t>_</w:t>
+            </w:r>
+            <w:proofErr w:type="gramStart"/>
+            <w:r>
+              <w:t>name</w:t>
+            </w:r>
+            <w:proofErr w:type="spellEnd"/>
+            <w:r>
+              <w:t>}-</w:t>
+            </w:r>
+            <w:proofErr w:type="spellStart"/>
+            <w:proofErr w:type="gramEnd"/>
+            <w:r>
+              <w:t>nat</w:t>
+            </w:r>
+            <w:proofErr w:type="spellEnd"/>
+            <w:proofErr w:type="gramStart"/>
+            <w:r>
+              <w:t>" }</w:t>
+            </w:r>
+            <w:proofErr w:type="gramEnd"/>
+            <w:r>
+              <w:t>)</w:t>
+            </w:r>
+          </w:p>
+          <w:p>
+            <w:r>
+              <w:t xml:space="preserve">  </w:t>
+            </w:r>
+            <w:proofErr w:type="spellStart"/>
+            <w:r>
+              <w:t>depends_on</w:t>
+            </w:r>
+            <w:proofErr w:type="spellEnd"/>
+            <w:r>
+              <w:t xml:space="preserve"> = [</w:t>
+            </w:r>
+            <w:proofErr w:type="spellStart"/>
+            <w:proofErr w:type="gramStart"/>
+            <w:r>
+              <w:t>aws_internet_gateway.igw</w:t>
+            </w:r>
+            <w:proofErr w:type="spellEnd"/>
+            <w:r>
+              <w:t>]</w:t>
+            </w:r>
+            <w:r>
+              <w:t xml:space="preserve">   </w:t>
+            </w:r>
+            <w:proofErr w:type="gramEnd"/>
+            <w:r>
+              <w:t xml:space="preserve"> </w:t>
             </w:r>
             <w:r>
               <w:rPr>
@@ -2611,12 +4257,41 @@
           </w:p>
           <w:p>
             <w:r>
-              <w:t>resource "aws_route_table" "public_rt" {</w:t>
-            </w:r>
-          </w:p>
-          <w:p>
-            <w:r>
-              <w:t xml:space="preserve">  vpc_id = aws_vpc.main.id</w:t>
+              <w:t>resource "</w:t>
+            </w:r>
+            <w:proofErr w:type="spellStart"/>
+            <w:r>
+              <w:t>aws_route_table</w:t>
+            </w:r>
+            <w:proofErr w:type="spellEnd"/>
+            <w:r>
+              <w:t>" "</w:t>
+            </w:r>
+            <w:proofErr w:type="spellStart"/>
+            <w:r>
+              <w:t>public_</w:t>
+            </w:r>
+            <w:proofErr w:type="gramStart"/>
+            <w:r>
+              <w:t>rt</w:t>
+            </w:r>
+            <w:proofErr w:type="spellEnd"/>
+            <w:r>
+              <w:t>" {</w:t>
+            </w:r>
+            <w:proofErr w:type="gramEnd"/>
+          </w:p>
+          <w:p>
+            <w:r>
+              <w:t xml:space="preserve">  </w:t>
+            </w:r>
+            <w:proofErr w:type="spellStart"/>
+            <w:r>
+              <w:t>vpc_id</w:t>
+            </w:r>
+            <w:proofErr w:type="spellEnd"/>
+            <w:r>
+              <w:t xml:space="preserve"> = aws_vpc.main.id</w:t>
             </w:r>
           </w:p>
           <w:p>
@@ -2626,12 +4301,28 @@
           </w:p>
           <w:p>
             <w:r>
-              <w:t xml:space="preserve">    cidr_block = "0.0.0.0/0"</w:t>
-            </w:r>
-          </w:p>
-          <w:p>
-            <w:r>
-              <w:t xml:space="preserve">    gateway_id = aws_internet_gateway.igw.id</w:t>
+              <w:t xml:space="preserve">    </w:t>
+            </w:r>
+            <w:proofErr w:type="spellStart"/>
+            <w:r>
+              <w:t>cidr_block</w:t>
+            </w:r>
+            <w:proofErr w:type="spellEnd"/>
+            <w:r>
+              <w:t xml:space="preserve"> = "0.0.0.0/0"</w:t>
+            </w:r>
+          </w:p>
+          <w:p>
+            <w:r>
+              <w:t xml:space="preserve">    </w:t>
+            </w:r>
+            <w:proofErr w:type="spellStart"/>
+            <w:r>
+              <w:t>gateway_id</w:t>
+            </w:r>
+            <w:proofErr w:type="spellEnd"/>
+            <w:r>
+              <w:t xml:space="preserve"> = aws_internet_gateway.igw.id</w:t>
             </w:r>
           </w:p>
           <w:p>
@@ -2641,7 +4332,57 @@
           </w:p>
           <w:p>
             <w:r>
-              <w:t xml:space="preserve">  tags = merge(var.tags, { Name = "${var.environment_name}-public-rt" })</w:t>
+              <w:t xml:space="preserve">  tags = </w:t>
+            </w:r>
+            <w:proofErr w:type="gramStart"/>
+            <w:r>
+              <w:t>merge(</w:t>
+            </w:r>
+            <w:proofErr w:type="spellStart"/>
+            <w:r>
+              <w:t>var.tags</w:t>
+            </w:r>
+            <w:proofErr w:type="spellEnd"/>
+            <w:proofErr w:type="gramEnd"/>
+            <w:r>
+              <w:t xml:space="preserve">, </w:t>
+            </w:r>
+            <w:proofErr w:type="gramStart"/>
+            <w:r>
+              <w:t>{ Name</w:t>
+            </w:r>
+            <w:proofErr w:type="gramEnd"/>
+            <w:r>
+              <w:t xml:space="preserve"> = "${</w:t>
+            </w:r>
+            <w:proofErr w:type="spellStart"/>
+            <w:proofErr w:type="gramStart"/>
+            <w:r>
+              <w:t>var.environment</w:t>
+            </w:r>
+            <w:proofErr w:type="gramEnd"/>
+            <w:r>
+              <w:t>_</w:t>
+            </w:r>
+            <w:proofErr w:type="gramStart"/>
+            <w:r>
+              <w:t>name</w:t>
+            </w:r>
+            <w:proofErr w:type="spellEnd"/>
+            <w:r>
+              <w:t>}-</w:t>
+            </w:r>
+            <w:proofErr w:type="gramEnd"/>
+            <w:r>
+              <w:t>public-rt</w:t>
+            </w:r>
+            <w:proofErr w:type="gramStart"/>
+            <w:r>
+              <w:t>" }</w:t>
+            </w:r>
+            <w:proofErr w:type="gramEnd"/>
+            <w:r>
+              <w:t>)</w:t>
             </w:r>
           </w:p>
           <w:p>
@@ -2657,22 +4398,77 @@
           </w:p>
           <w:p>
             <w:r>
-              <w:t>resource "aws_route_table_association" "public_rt_assoc" {</w:t>
-            </w:r>
-          </w:p>
-          <w:p>
-            <w:r>
-              <w:t xml:space="preserve">  for_each = aws_subnet.public</w:t>
-            </w:r>
-          </w:p>
-          <w:p>
-            <w:r>
-              <w:t xml:space="preserve">  subnet_id      = each.value.id</w:t>
-            </w:r>
-          </w:p>
-          <w:p>
-            <w:r>
-              <w:t xml:space="preserve">  route_table_id = aws_route_table.public_rt.id</w:t>
+              <w:t>resource "</w:t>
+            </w:r>
+            <w:proofErr w:type="spellStart"/>
+            <w:r>
+              <w:t>aws_route_table_association</w:t>
+            </w:r>
+            <w:proofErr w:type="spellEnd"/>
+            <w:r>
+              <w:t>" "</w:t>
+            </w:r>
+            <w:proofErr w:type="spellStart"/>
+            <w:r>
+              <w:t>public_rt_</w:t>
+            </w:r>
+            <w:proofErr w:type="gramStart"/>
+            <w:r>
+              <w:t>assoc</w:t>
+            </w:r>
+            <w:proofErr w:type="spellEnd"/>
+            <w:r>
+              <w:t>" {</w:t>
+            </w:r>
+            <w:proofErr w:type="gramEnd"/>
+          </w:p>
+          <w:p>
+            <w:r>
+              <w:t xml:space="preserve">  </w:t>
+            </w:r>
+            <w:proofErr w:type="spellStart"/>
+            <w:r>
+              <w:t>for_each</w:t>
+            </w:r>
+            <w:proofErr w:type="spellEnd"/>
+            <w:r>
+              <w:t xml:space="preserve"> = </w:t>
+            </w:r>
+            <w:proofErr w:type="spellStart"/>
+            <w:r>
+              <w:t>aws_</w:t>
+            </w:r>
+            <w:proofErr w:type="gramStart"/>
+            <w:r>
+              <w:t>subnet.public</w:t>
+            </w:r>
+            <w:proofErr w:type="spellEnd"/>
+            <w:proofErr w:type="gramEnd"/>
+          </w:p>
+          <w:p>
+            <w:r>
+              <w:t xml:space="preserve">  </w:t>
+            </w:r>
+            <w:proofErr w:type="spellStart"/>
+            <w:r>
+              <w:t>subnet_id</w:t>
+            </w:r>
+            <w:proofErr w:type="spellEnd"/>
+            <w:r>
+              <w:t xml:space="preserve">      = each.value.id</w:t>
+            </w:r>
+          </w:p>
+          <w:p>
+            <w:r>
+              <w:t xml:space="preserve">  </w:t>
+            </w:r>
+            <w:proofErr w:type="spellStart"/>
+            <w:r>
+              <w:t>route_table_id</w:t>
+            </w:r>
+            <w:proofErr w:type="spellEnd"/>
+            <w:r>
+              <w:t xml:space="preserve"> = aws_route_table.public_rt.id</w:t>
             </w:r>
           </w:p>
           <w:p>
@@ -2688,12 +4484,36 @@
           </w:p>
           <w:p>
             <w:r>
-              <w:t>resource "aws_route_table" "private_rt" {</w:t>
-            </w:r>
-          </w:p>
-          <w:p>
-            <w:r>
-              <w:t xml:space="preserve">  vpc_id = aws_vpc.main.id</w:t>
+              <w:t>resource "</w:t>
+            </w:r>
+            <w:proofErr w:type="spellStart"/>
+            <w:r>
+              <w:t>aws_route_table</w:t>
+            </w:r>
+            <w:proofErr w:type="spellEnd"/>
+            <w:r>
+              <w:t>" "</w:t>
+            </w:r>
+            <w:proofErr w:type="spellStart"/>
+            <w:r>
+              <w:t>private_rt</w:t>
+            </w:r>
+            <w:proofErr w:type="spellEnd"/>
+            <w:r>
+              <w:t>" {</w:t>
+            </w:r>
+          </w:p>
+          <w:p>
+            <w:r>
+              <w:t xml:space="preserve">  </w:t>
+            </w:r>
+            <w:proofErr w:type="spellStart"/>
+            <w:r>
+              <w:t>vpc_id</w:t>
+            </w:r>
+            <w:proofErr w:type="spellEnd"/>
+            <w:r>
+              <w:t xml:space="preserve"> = aws_vpc.main.id</w:t>
             </w:r>
           </w:p>
           <w:p>
@@ -2703,12 +4523,28 @@
           </w:p>
           <w:p>
             <w:r>
-              <w:t xml:space="preserve">    cidr_block     = "0.0.0.0/0"</w:t>
-            </w:r>
-          </w:p>
-          <w:p>
-            <w:r>
-              <w:t xml:space="preserve">    nat_gateway_id = aws_nat_gateway.nat.id</w:t>
+              <w:t xml:space="preserve">    </w:t>
+            </w:r>
+            <w:proofErr w:type="spellStart"/>
+            <w:r>
+              <w:t>cidr_block</w:t>
+            </w:r>
+            <w:proofErr w:type="spellEnd"/>
+            <w:r>
+              <w:t xml:space="preserve">     = "0.0.0.0/0"</w:t>
+            </w:r>
+          </w:p>
+          <w:p>
+            <w:r>
+              <w:t xml:space="preserve">    </w:t>
+            </w:r>
+            <w:proofErr w:type="spellStart"/>
+            <w:r>
+              <w:t>nat_gateway_id</w:t>
+            </w:r>
+            <w:proofErr w:type="spellEnd"/>
+            <w:r>
+              <w:t xml:space="preserve"> = aws_nat_gateway.nat.id</w:t>
             </w:r>
           </w:p>
           <w:p>
@@ -2718,7 +4554,57 @@
           </w:p>
           <w:p>
             <w:r>
-              <w:t xml:space="preserve">  tags = merge(var.tags, { Name = "${var.environment_name}-private-rt" })</w:t>
+              <w:t xml:space="preserve">  tags = </w:t>
+            </w:r>
+            <w:proofErr w:type="gramStart"/>
+            <w:r>
+              <w:t>merge(</w:t>
+            </w:r>
+            <w:proofErr w:type="spellStart"/>
+            <w:r>
+              <w:t>var.tags</w:t>
+            </w:r>
+            <w:proofErr w:type="spellEnd"/>
+            <w:proofErr w:type="gramEnd"/>
+            <w:r>
+              <w:t xml:space="preserve">, </w:t>
+            </w:r>
+            <w:proofErr w:type="gramStart"/>
+            <w:r>
+              <w:t>{ Name</w:t>
+            </w:r>
+            <w:proofErr w:type="gramEnd"/>
+            <w:r>
+              <w:t xml:space="preserve"> = "${</w:t>
+            </w:r>
+            <w:proofErr w:type="spellStart"/>
+            <w:proofErr w:type="gramStart"/>
+            <w:r>
+              <w:t>var.environment</w:t>
+            </w:r>
+            <w:proofErr w:type="gramEnd"/>
+            <w:r>
+              <w:t>_</w:t>
+            </w:r>
+            <w:proofErr w:type="gramStart"/>
+            <w:r>
+              <w:t>name</w:t>
+            </w:r>
+            <w:proofErr w:type="spellEnd"/>
+            <w:r>
+              <w:t>}-</w:t>
+            </w:r>
+            <w:proofErr w:type="gramEnd"/>
+            <w:r>
+              <w:t>private-rt</w:t>
+            </w:r>
+            <w:proofErr w:type="gramStart"/>
+            <w:r>
+              <w:t>" }</w:t>
+            </w:r>
+            <w:proofErr w:type="gramEnd"/>
+            <w:r>
+              <w:t>)</w:t>
             </w:r>
           </w:p>
           <w:p>
@@ -2734,22 +4620,72 @@
           </w:p>
           <w:p>
             <w:r>
-              <w:t>resource "aws_route_table_association" "private_rt_assoc" {</w:t>
-            </w:r>
-          </w:p>
-          <w:p>
-            <w:r>
-              <w:t xml:space="preserve">  for_each = aws_subnet.private</w:t>
-            </w:r>
-          </w:p>
-          <w:p>
-            <w:r>
-              <w:t xml:space="preserve">  subnet_id      = each.value.id</w:t>
-            </w:r>
-          </w:p>
-          <w:p>
-            <w:r>
-              <w:t xml:space="preserve">  route_table_id = aws_route_table.private_rt.id</w:t>
+              <w:t>resource "</w:t>
+            </w:r>
+            <w:proofErr w:type="spellStart"/>
+            <w:r>
+              <w:t>aws_route_table_association</w:t>
+            </w:r>
+            <w:proofErr w:type="spellEnd"/>
+            <w:r>
+              <w:t>" "</w:t>
+            </w:r>
+            <w:proofErr w:type="spellStart"/>
+            <w:r>
+              <w:t>private_rt_assoc</w:t>
+            </w:r>
+            <w:proofErr w:type="spellEnd"/>
+            <w:r>
+              <w:t>" {</w:t>
+            </w:r>
+          </w:p>
+          <w:p>
+            <w:r>
+              <w:t xml:space="preserve">  </w:t>
+            </w:r>
+            <w:proofErr w:type="spellStart"/>
+            <w:r>
+              <w:t>for_each</w:t>
+            </w:r>
+            <w:proofErr w:type="spellEnd"/>
+            <w:r>
+              <w:t xml:space="preserve"> = </w:t>
+            </w:r>
+            <w:proofErr w:type="spellStart"/>
+            <w:r>
+              <w:t>aws_</w:t>
+            </w:r>
+            <w:proofErr w:type="gramStart"/>
+            <w:r>
+              <w:t>subnet.private</w:t>
+            </w:r>
+            <w:proofErr w:type="spellEnd"/>
+            <w:proofErr w:type="gramEnd"/>
+          </w:p>
+          <w:p>
+            <w:r>
+              <w:t xml:space="preserve">  </w:t>
+            </w:r>
+            <w:proofErr w:type="spellStart"/>
+            <w:r>
+              <w:t>subnet_id</w:t>
+            </w:r>
+            <w:proofErr w:type="spellEnd"/>
+            <w:r>
+              <w:t xml:space="preserve">      = each.value.id</w:t>
+            </w:r>
+          </w:p>
+          <w:p>
+            <w:r>
+              <w:t xml:space="preserve">  </w:t>
+            </w:r>
+            <w:proofErr w:type="spellStart"/>
+            <w:r>
+              <w:t>route_table_id</w:t>
+            </w:r>
+            <w:proofErr w:type="spellEnd"/>
+            <w:r>
+              <w:t xml:space="preserve"> = aws_route_table.private_rt.id</w:t>
             </w:r>
           </w:p>
           <w:p>
@@ -2789,8 +4725,21 @@
           <w:p/>
           <w:p>
             <w:r>
-              <w:t>output "vpc_id" {</w:t>
-            </w:r>
+              <w:t>output "</w:t>
+            </w:r>
+            <w:proofErr w:type="spellStart"/>
+            <w:r>
+              <w:t>vpc_</w:t>
+            </w:r>
+            <w:proofErr w:type="gramStart"/>
+            <w:r>
+              <w:t>id</w:t>
+            </w:r>
+            <w:proofErr w:type="spellEnd"/>
+            <w:r>
+              <w:t>" {</w:t>
+            </w:r>
+            <w:proofErr w:type="gramEnd"/>
           </w:p>
           <w:p>
             <w:r>
@@ -2811,12 +4760,38 @@
           <w:p/>
           <w:p>
             <w:r>
-              <w:t>output "public_subnet_ids" {</w:t>
-            </w:r>
-          </w:p>
-          <w:p>
-            <w:r>
-              <w:t xml:space="preserve">  value       = [for s in aws_subnet.public : s.id]</w:t>
+              <w:t>output "</w:t>
+            </w:r>
+            <w:proofErr w:type="spellStart"/>
+            <w:r>
+              <w:t>public_subnet_</w:t>
+            </w:r>
+            <w:proofErr w:type="gramStart"/>
+            <w:r>
+              <w:t>ids</w:t>
+            </w:r>
+            <w:proofErr w:type="spellEnd"/>
+            <w:r>
+              <w:t>" {</w:t>
+            </w:r>
+            <w:proofErr w:type="gramEnd"/>
+          </w:p>
+          <w:p>
+            <w:r>
+              <w:t xml:space="preserve">  value       = [for s in </w:t>
+            </w:r>
+            <w:proofErr w:type="spellStart"/>
+            <w:r>
+              <w:t>aws_</w:t>
+            </w:r>
+            <w:proofErr w:type="gramStart"/>
+            <w:r>
+              <w:t>subnet.public</w:t>
+            </w:r>
+            <w:proofErr w:type="spellEnd"/>
+            <w:proofErr w:type="gramEnd"/>
+            <w:r>
+              <w:t xml:space="preserve"> : s.id]</w:t>
             </w:r>
           </w:p>
           <w:p>
@@ -2832,12 +4807,38 @@
           <w:p/>
           <w:p>
             <w:r>
-              <w:t>output "private_subnet_ids" {</w:t>
-            </w:r>
-          </w:p>
-          <w:p>
-            <w:r>
-              <w:t xml:space="preserve">  value       = [for s in aws_subnet.private : s.id]</w:t>
+              <w:t>output "</w:t>
+            </w:r>
+            <w:proofErr w:type="spellStart"/>
+            <w:r>
+              <w:t>private_subnet_</w:t>
+            </w:r>
+            <w:proofErr w:type="gramStart"/>
+            <w:r>
+              <w:t>ids</w:t>
+            </w:r>
+            <w:proofErr w:type="spellEnd"/>
+            <w:r>
+              <w:t>" {</w:t>
+            </w:r>
+            <w:proofErr w:type="gramEnd"/>
+          </w:p>
+          <w:p>
+            <w:r>
+              <w:t xml:space="preserve">  value       = [for s in </w:t>
+            </w:r>
+            <w:proofErr w:type="spellStart"/>
+            <w:r>
+              <w:t>aws_</w:t>
+            </w:r>
+            <w:proofErr w:type="gramStart"/>
+            <w:r>
+              <w:t>subnet.private</w:t>
+            </w:r>
+            <w:proofErr w:type="spellEnd"/>
+            <w:proofErr w:type="gramEnd"/>
+            <w:r>
+              <w:t xml:space="preserve"> : s.id]</w:t>
             </w:r>
           </w:p>
           <w:p>
@@ -2853,13 +4854,68 @@
           <w:p/>
           <w:p>
             <w:r>
-              <w:t>output "public_subnet_map" {</w:t>
-            </w:r>
-          </w:p>
-          <w:p>
-            <w:r>
-              <w:t xml:space="preserve">  value       = { for az, subnet in aws_subnet.public : az =&gt; subnet.id }</w:t>
-            </w:r>
+              <w:t>output "</w:t>
+            </w:r>
+            <w:proofErr w:type="spellStart"/>
+            <w:r>
+              <w:t>public_subnet_</w:t>
+            </w:r>
+            <w:proofErr w:type="gramStart"/>
+            <w:r>
+              <w:t>map</w:t>
+            </w:r>
+            <w:proofErr w:type="spellEnd"/>
+            <w:r>
+              <w:t>" {</w:t>
+            </w:r>
+            <w:proofErr w:type="gramEnd"/>
+          </w:p>
+          <w:p>
+            <w:r>
+              <w:t xml:space="preserve">  value       = </w:t>
+            </w:r>
+            <w:proofErr w:type="gramStart"/>
+            <w:r>
+              <w:t>{ for</w:t>
+            </w:r>
+            <w:proofErr w:type="gramEnd"/>
+            <w:r>
+              <w:t xml:space="preserve"> </w:t>
+            </w:r>
+            <w:proofErr w:type="spellStart"/>
+            <w:r>
+              <w:t>az</w:t>
+            </w:r>
+            <w:proofErr w:type="spellEnd"/>
+            <w:r>
+              <w:t xml:space="preserve">, subnet in </w:t>
+            </w:r>
+            <w:proofErr w:type="spellStart"/>
+            <w:r>
+              <w:t>aws_</w:t>
+            </w:r>
+            <w:proofErr w:type="gramStart"/>
+            <w:r>
+              <w:t>subnet.public</w:t>
+            </w:r>
+            <w:proofErr w:type="spellEnd"/>
+            <w:proofErr w:type="gramEnd"/>
+            <w:r>
+              <w:t xml:space="preserve"> : </w:t>
+            </w:r>
+            <w:proofErr w:type="spellStart"/>
+            <w:r>
+              <w:t>az</w:t>
+            </w:r>
+            <w:proofErr w:type="spellEnd"/>
+            <w:r>
+              <w:t xml:space="preserve"> =&gt; </w:t>
+            </w:r>
+            <w:proofErr w:type="gramStart"/>
+            <w:r>
+              <w:t>subnet.id }</w:t>
+            </w:r>
+            <w:proofErr w:type="gramEnd"/>
           </w:p>
           <w:p>
             <w:r>
@@ -2932,8 +4988,13 @@
     </w:p>
     <w:p>
       <w:r>
-        <w:t>$terraform apply</w:t>
-      </w:r>
+        <w:t xml:space="preserve">$terraform </w:t>
+      </w:r>
+      <w:proofErr w:type="gramStart"/>
+      <w:r>
+        <w:t>apply</w:t>
+      </w:r>
+      <w:proofErr w:type="gramEnd"/>
     </w:p>
     <w:p>
       <w:r>
@@ -3119,25 +5180,48 @@
           <w:bCs/>
           <w:highlight w:val="yellow"/>
         </w:rPr>
-        <w:t>State file concepts :</w:t>
-      </w:r>
+        <w:t xml:space="preserve">State file </w:t>
+      </w:r>
+      <w:proofErr w:type="gramStart"/>
       <w:r>
         <w:rPr>
           <w:b/>
           <w:bCs/>
+          <w:highlight w:val="yellow"/>
+        </w:rPr>
+        <w:t>concepts :</w:t>
+      </w:r>
+      <w:proofErr w:type="gramEnd"/>
+      <w:r>
+        <w:rPr>
+          <w:b/>
+          <w:bCs/>
         </w:rPr>
         <w:t xml:space="preserve"> </w:t>
       </w:r>
     </w:p>
     <w:p>
       <w:r>
-        <w:t>Terraform doesn’t create resources blindly it will keep track of all resources its creating.</w:t>
-      </w:r>
-    </w:p>
-    <w:p>
-      <w:r>
-        <w:t>Two types of state files :</w:t>
-      </w:r>
+        <w:t xml:space="preserve">Terraform doesn’t create resources blindly it will keep track of all resources </w:t>
+      </w:r>
+      <w:proofErr w:type="gramStart"/>
+      <w:r>
+        <w:t>its</w:t>
+      </w:r>
+      <w:proofErr w:type="gramEnd"/>
+      <w:r>
+        <w:t xml:space="preserve"> creating.</w:t>
+      </w:r>
+    </w:p>
+    <w:p>
+      <w:r>
+        <w:t xml:space="preserve">Two types of state </w:t>
+      </w:r>
+      <w:proofErr w:type="gramStart"/>
+      <w:r>
+        <w:t>files :</w:t>
+      </w:r>
+      <w:proofErr w:type="gramEnd"/>
     </w:p>
     <w:p>
       <w:pPr>
@@ -3158,6 +5242,8 @@
       <w:pPr>
         <w:pStyle w:val="ListParagraph"/>
       </w:pPr>
+      <w:proofErr w:type="spellStart"/>
+      <w:proofErr w:type="gramStart"/>
       <w:r>
         <w:lastRenderedPageBreak/>
         <w:t>t</w:t>
@@ -3169,7 +5255,12 @@
         <w:t>t</w:t>
       </w:r>
       <w:r>
-        <w:t xml:space="preserve">fstate </w:t>
+        <w:t>fstate</w:t>
+      </w:r>
+      <w:proofErr w:type="spellEnd"/>
+      <w:proofErr w:type="gramEnd"/>
+      <w:r>
+        <w:t xml:space="preserve"> </w:t>
       </w:r>
       <w:r>
         <w:rPr>
@@ -3189,7 +5280,21 @@
         <w:rPr>
           <w:color w:val="45B0E1" w:themeColor="accent1" w:themeTint="99"/>
         </w:rPr>
-        <w:t>backbone of terraform , it holds the mapping between your code and real-world infrastructure</w:t>
+        <w:t xml:space="preserve">backbone of </w:t>
+      </w:r>
+      <w:proofErr w:type="gramStart"/>
+      <w:r>
+        <w:rPr>
+          <w:color w:val="45B0E1" w:themeColor="accent1" w:themeTint="99"/>
+        </w:rPr>
+        <w:t>terraform ,</w:t>
+      </w:r>
+      <w:proofErr w:type="gramEnd"/>
+      <w:r>
+        <w:rPr>
+          <w:color w:val="45B0E1" w:themeColor="accent1" w:themeTint="99"/>
+        </w:rPr>
+        <w:t xml:space="preserve"> it holds the mapping between your code and real-world infrastructure</w:t>
       </w:r>
     </w:p>
     <w:p>
@@ -3215,7 +5320,49 @@
         <w:rPr>
           <w:color w:val="45B0E1" w:themeColor="accent1" w:themeTint="99"/>
         </w:rPr>
-        <w:t xml:space="preserve">This is called as remote state backend , where we will not store our file locally specially for prod environments. </w:t>
+        <w:t xml:space="preserve">This is called </w:t>
+      </w:r>
+      <w:proofErr w:type="gramStart"/>
+      <w:r>
+        <w:rPr>
+          <w:color w:val="45B0E1" w:themeColor="accent1" w:themeTint="99"/>
+        </w:rPr>
+        <w:t>as</w:t>
+      </w:r>
+      <w:proofErr w:type="gramEnd"/>
+      <w:r>
+        <w:rPr>
+          <w:color w:val="45B0E1" w:themeColor="accent1" w:themeTint="99"/>
+        </w:rPr>
+        <w:t xml:space="preserve"> remote state </w:t>
+      </w:r>
+      <w:proofErr w:type="gramStart"/>
+      <w:r>
+        <w:rPr>
+          <w:color w:val="45B0E1" w:themeColor="accent1" w:themeTint="99"/>
+        </w:rPr>
+        <w:t>backend ,</w:t>
+      </w:r>
+      <w:proofErr w:type="gramEnd"/>
+      <w:r>
+        <w:rPr>
+          <w:color w:val="45B0E1" w:themeColor="accent1" w:themeTint="99"/>
+        </w:rPr>
+        <w:t xml:space="preserve"> where we will not store our file </w:t>
+      </w:r>
+      <w:proofErr w:type="gramStart"/>
+      <w:r>
+        <w:rPr>
+          <w:color w:val="45B0E1" w:themeColor="accent1" w:themeTint="99"/>
+        </w:rPr>
+        <w:t>locally</w:t>
+      </w:r>
+      <w:proofErr w:type="gramEnd"/>
+      <w:r>
+        <w:rPr>
+          <w:color w:val="45B0E1" w:themeColor="accent1" w:themeTint="99"/>
+        </w:rPr>
+        <w:t xml:space="preserve"> specially for prod environments. </w:t>
       </w:r>
     </w:p>
     <w:p>
@@ -3235,7 +5382,21 @@
         <w:rPr>
           <w:color w:val="45B0E1" w:themeColor="accent1" w:themeTint="99"/>
         </w:rPr>
-        <w:t xml:space="preserve"> It also provide state locking.</w:t>
+        <w:t xml:space="preserve"> It also </w:t>
+      </w:r>
+      <w:proofErr w:type="gramStart"/>
+      <w:r>
+        <w:rPr>
+          <w:color w:val="45B0E1" w:themeColor="accent1" w:themeTint="99"/>
+        </w:rPr>
+        <w:t>provide</w:t>
+      </w:r>
+      <w:proofErr w:type="gramEnd"/>
+      <w:r>
+        <w:rPr>
+          <w:color w:val="45B0E1" w:themeColor="accent1" w:themeTint="99"/>
+        </w:rPr>
+        <w:t xml:space="preserve"> state locking.</w:t>
       </w:r>
     </w:p>
     <w:p>
@@ -3271,20 +5432,35 @@
           <w:b/>
           <w:bCs/>
         </w:rPr>
-        <w:t>erraform drift</w:t>
-      </w:r>
+        <w:t xml:space="preserve">erraform </w:t>
+      </w:r>
+      <w:proofErr w:type="gramStart"/>
       <w:r>
         <w:rPr>
           <w:b/>
           <w:bCs/>
         </w:rPr>
+        <w:t>drift</w:t>
+      </w:r>
+      <w:r>
+        <w:rPr>
+          <w:b/>
+          <w:bCs/>
+        </w:rPr>
         <w:t xml:space="preserve">  </w:t>
       </w:r>
       <w:r>
         <w:rPr>
           <w:color w:val="45B0E1" w:themeColor="accent1" w:themeTint="99"/>
         </w:rPr>
-        <w:t>-- someone change from console and another person did changes from terraform and apply the console changes will be removed</w:t>
+        <w:t>--</w:t>
+      </w:r>
+      <w:proofErr w:type="gramEnd"/>
+      <w:r>
+        <w:rPr>
+          <w:color w:val="45B0E1" w:themeColor="accent1" w:themeTint="99"/>
+        </w:rPr>
+        <w:t xml:space="preserve"> someone change from console and another person did changes from terraform and apply the console changes will be removed</w:t>
       </w:r>
     </w:p>
     <w:p>
@@ -3300,7 +5476,35 @@
         <w:rPr>
           <w:color w:val="45B0E1" w:themeColor="accent1" w:themeTint="99"/>
         </w:rPr>
-        <w:t>----this will show all resources in tfstate file in human readable format as tfstate file is in terraform language format</w:t>
+        <w:t xml:space="preserve">----this will show all resources in </w:t>
+      </w:r>
+      <w:proofErr w:type="spellStart"/>
+      <w:r>
+        <w:rPr>
+          <w:color w:val="45B0E1" w:themeColor="accent1" w:themeTint="99"/>
+        </w:rPr>
+        <w:t>tfstate</w:t>
+      </w:r>
+      <w:proofErr w:type="spellEnd"/>
+      <w:r>
+        <w:rPr>
+          <w:color w:val="45B0E1" w:themeColor="accent1" w:themeTint="99"/>
+        </w:rPr>
+        <w:t xml:space="preserve"> file in human readable format as </w:t>
+      </w:r>
+      <w:proofErr w:type="spellStart"/>
+      <w:r>
+        <w:rPr>
+          <w:color w:val="45B0E1" w:themeColor="accent1" w:themeTint="99"/>
+        </w:rPr>
+        <w:t>tfstate</w:t>
+      </w:r>
+      <w:proofErr w:type="spellEnd"/>
+      <w:r>
+        <w:rPr>
+          <w:color w:val="45B0E1" w:themeColor="accent1" w:themeTint="99"/>
+        </w:rPr>
+        <w:t xml:space="preserve"> file is in terraform language format</w:t>
       </w:r>
       <w:r>
         <w:rPr>
@@ -3364,13 +5568,21 @@
         </w:rPr>
       </w:pPr>
       <w:r>
-        <w:t>$terraform state</w:t>
+        <w:t xml:space="preserve">$terraform </w:t>
+      </w:r>
+      <w:proofErr w:type="gramStart"/>
+      <w:r>
+        <w:t>state</w:t>
       </w:r>
       <w:r>
         <w:t xml:space="preserve"> </w:t>
       </w:r>
       <w:r>
-        <w:t xml:space="preserve"> list </w:t>
+        <w:t xml:space="preserve"> list</w:t>
+      </w:r>
+      <w:proofErr w:type="gramEnd"/>
+      <w:r>
+        <w:t xml:space="preserve"> </w:t>
       </w:r>
       <w:r>
         <w:t xml:space="preserve">  </w:t>
@@ -3472,9 +5684,19 @@
           <w:numId w:val="6"/>
         </w:numPr>
       </w:pPr>
-      <w:r>
-        <w:t>*.auto.tfvars</w:t>
-      </w:r>
+      <w:proofErr w:type="gramStart"/>
+      <w:r>
+        <w:t>*.</w:t>
+      </w:r>
+      <w:proofErr w:type="spellStart"/>
+      <w:r>
+        <w:t>auto</w:t>
+      </w:r>
+      <w:proofErr w:type="gramEnd"/>
+      <w:r>
+        <w:t>.tfvars</w:t>
+      </w:r>
+      <w:proofErr w:type="spellEnd"/>
     </w:p>
     <w:p>
       <w:pPr>
@@ -3484,8 +5706,13 @@
           <w:numId w:val="6"/>
         </w:numPr>
       </w:pPr>
-      <w:r>
-        <w:t>Terraform.tfvars – auto loads if present in working directory</w:t>
+      <w:proofErr w:type="spellStart"/>
+      <w:r>
+        <w:t>Terraform.tfvars</w:t>
+      </w:r>
+      <w:proofErr w:type="spellEnd"/>
+      <w:r>
+        <w:t xml:space="preserve"> – auto loads if present in working directory</w:t>
       </w:r>
     </w:p>
     <w:p>
@@ -3512,6 +5739,871 @@
         <w:t>Default values from variables.tf</w:t>
       </w:r>
     </w:p>
+    <w:p>
+      <w:r>
+        <w:t xml:space="preserve">I have run terraform plan </w:t>
+      </w:r>
+    </w:p>
+    <w:p>
+      <w:r>
+        <w:t xml:space="preserve">It </w:t>
+      </w:r>
+      <w:proofErr w:type="gramStart"/>
+      <w:r>
+        <w:t>referred</w:t>
+      </w:r>
+      <w:proofErr w:type="gramEnd"/>
+      <w:r>
+        <w:t xml:space="preserve"> variables.tf</w:t>
+      </w:r>
+    </w:p>
+    <w:p/>
+    <w:p>
+      <w:r>
+        <w:drawing>
+          <wp:inline distT="0" distB="0" distL="0" distR="0" wp14:anchorId="1B6B1F5D" wp14:editId="7DE7DAB3">
+            <wp:extent cx="5057041" cy="2546350"/>
+            <wp:effectExtent l="0" t="0" r="0" b="6350"/>
+            <wp:docPr id="1866422611" name="Picture 1"/>
+            <wp:cNvGraphicFramePr>
+              <a:graphicFrameLocks xmlns:a="http://schemas.openxmlformats.org/drawingml/2006/main" noChangeAspect="1"/>
+            </wp:cNvGraphicFramePr>
+            <a:graphic xmlns:a="http://schemas.openxmlformats.org/drawingml/2006/main">
+              <a:graphicData uri="http://schemas.openxmlformats.org/drawingml/2006/picture">
+                <pic:pic xmlns:pic="http://schemas.openxmlformats.org/drawingml/2006/picture">
+                  <pic:nvPicPr>
+                    <pic:cNvPr id="1866422611" name=""/>
+                    <pic:cNvPicPr/>
+                  </pic:nvPicPr>
+                  <pic:blipFill>
+                    <a:blip r:embed="rId29"/>
+                    <a:stretch>
+                      <a:fillRect/>
+                    </a:stretch>
+                  </pic:blipFill>
+                  <pic:spPr>
+                    <a:xfrm>
+                      <a:off x="0" y="0"/>
+                      <a:ext cx="5059556" cy="2547617"/>
+                    </a:xfrm>
+                    <a:prstGeom prst="rect">
+                      <a:avLst/>
+                    </a:prstGeom>
+                  </pic:spPr>
+                </pic:pic>
+              </a:graphicData>
+            </a:graphic>
+          </wp:inline>
+        </w:drawing>
+      </w:r>
+    </w:p>
+    <w:p>
+      <w:proofErr w:type="gramStart"/>
+      <w:r>
+        <w:t>Now</w:t>
+      </w:r>
+      <w:proofErr w:type="gramEnd"/>
+      <w:r>
+        <w:t xml:space="preserve"> will have environment variables </w:t>
+      </w:r>
+    </w:p>
+    <w:p>
+      <w:r>
+        <w:lastRenderedPageBreak/>
+        <w:t xml:space="preserve">set </w:t>
+      </w:r>
+      <w:proofErr w:type="spellStart"/>
+      <w:r>
+        <w:t>TF_VAR_environment_name</w:t>
+      </w:r>
+      <w:proofErr w:type="spellEnd"/>
+      <w:r>
+        <w:t>=</w:t>
+      </w:r>
+      <w:proofErr w:type="spellStart"/>
+      <w:r>
+        <w:t>predev</w:t>
+      </w:r>
+      <w:proofErr w:type="spellEnd"/>
+    </w:p>
+    <w:p>
+      <w:r>
+        <w:drawing>
+          <wp:inline distT="0" distB="0" distL="0" distR="0" wp14:anchorId="2551B692" wp14:editId="22C6A7BF">
+            <wp:extent cx="4253299" cy="1225550"/>
+            <wp:effectExtent l="0" t="0" r="0" b="0"/>
+            <wp:docPr id="570953340" name="Picture 1"/>
+            <wp:cNvGraphicFramePr>
+              <a:graphicFrameLocks xmlns:a="http://schemas.openxmlformats.org/drawingml/2006/main" noChangeAspect="1"/>
+            </wp:cNvGraphicFramePr>
+            <a:graphic xmlns:a="http://schemas.openxmlformats.org/drawingml/2006/main">
+              <a:graphicData uri="http://schemas.openxmlformats.org/drawingml/2006/picture">
+                <pic:pic xmlns:pic="http://schemas.openxmlformats.org/drawingml/2006/picture">
+                  <pic:nvPicPr>
+                    <pic:cNvPr id="570953340" name=""/>
+                    <pic:cNvPicPr/>
+                  </pic:nvPicPr>
+                  <pic:blipFill>
+                    <a:blip r:embed="rId30"/>
+                    <a:stretch>
+                      <a:fillRect/>
+                    </a:stretch>
+                  </pic:blipFill>
+                  <pic:spPr>
+                    <a:xfrm>
+                      <a:off x="0" y="0"/>
+                      <a:ext cx="4256742" cy="1226542"/>
+                    </a:xfrm>
+                    <a:prstGeom prst="rect">
+                      <a:avLst/>
+                    </a:prstGeom>
+                  </pic:spPr>
+                </pic:pic>
+              </a:graphicData>
+            </a:graphic>
+          </wp:inline>
+        </w:drawing>
+      </w:r>
+    </w:p>
+    <w:p>
+      <w:proofErr w:type="gramStart"/>
+      <w:r>
+        <w:t>Now</w:t>
+      </w:r>
+      <w:proofErr w:type="gramEnd"/>
+      <w:r>
+        <w:t xml:space="preserve"> will run terraform </w:t>
+      </w:r>
+      <w:proofErr w:type="gramStart"/>
+      <w:r>
+        <w:t>plan ,</w:t>
+      </w:r>
+      <w:proofErr w:type="gramEnd"/>
+      <w:r>
+        <w:t xml:space="preserve"> it should use environment variable value as per precedence rule</w:t>
+      </w:r>
+    </w:p>
+    <w:p>
+      <w:r>
+        <w:drawing>
+          <wp:inline distT="0" distB="0" distL="0" distR="0" wp14:anchorId="3D292B43" wp14:editId="53589819">
+            <wp:extent cx="3519180" cy="2578100"/>
+            <wp:effectExtent l="0" t="0" r="5080" b="0"/>
+            <wp:docPr id="706706251" name="Picture 1"/>
+            <wp:cNvGraphicFramePr>
+              <a:graphicFrameLocks xmlns:a="http://schemas.openxmlformats.org/drawingml/2006/main" noChangeAspect="1"/>
+            </wp:cNvGraphicFramePr>
+            <a:graphic xmlns:a="http://schemas.openxmlformats.org/drawingml/2006/main">
+              <a:graphicData uri="http://schemas.openxmlformats.org/drawingml/2006/picture">
+                <pic:pic xmlns:pic="http://schemas.openxmlformats.org/drawingml/2006/picture">
+                  <pic:nvPicPr>
+                    <pic:cNvPr id="706706251" name=""/>
+                    <pic:cNvPicPr/>
+                  </pic:nvPicPr>
+                  <pic:blipFill>
+                    <a:blip r:embed="rId31"/>
+                    <a:stretch>
+                      <a:fillRect/>
+                    </a:stretch>
+                  </pic:blipFill>
+                  <pic:spPr>
+                    <a:xfrm>
+                      <a:off x="0" y="0"/>
+                      <a:ext cx="3521536" cy="2579826"/>
+                    </a:xfrm>
+                    <a:prstGeom prst="rect">
+                      <a:avLst/>
+                    </a:prstGeom>
+                  </pic:spPr>
+                </pic:pic>
+              </a:graphicData>
+            </a:graphic>
+          </wp:inline>
+        </w:drawing>
+      </w:r>
+    </w:p>
+    <w:p>
+      <w:pPr>
+        <w:rPr>
+          <w:color w:val="45B0E1" w:themeColor="accent1" w:themeTint="99"/>
+        </w:rPr>
+      </w:pPr>
+      <w:r>
+        <w:rPr>
+          <w:color w:val="45B0E1" w:themeColor="accent1" w:themeTint="99"/>
+        </w:rPr>
+        <w:t xml:space="preserve"> </w:t>
+      </w:r>
+      <w:proofErr w:type="spellStart"/>
+      <w:proofErr w:type="gramStart"/>
+      <w:r>
+        <w:rPr>
+          <w:color w:val="45B0E1" w:themeColor="accent1" w:themeTint="99"/>
+        </w:rPr>
+        <w:t>terraform.tfvars</w:t>
+      </w:r>
+      <w:proofErr w:type="spellEnd"/>
+      <w:proofErr w:type="gramEnd"/>
+      <w:r>
+        <w:rPr>
+          <w:color w:val="45B0E1" w:themeColor="accent1" w:themeTint="99"/>
+        </w:rPr>
+        <w:t xml:space="preserve"> file is where we define input variable values for our Terraform configuration.</w:t>
+      </w:r>
+      <w:r>
+        <w:rPr>
+          <w:color w:val="45B0E1" w:themeColor="accent1" w:themeTint="99"/>
+        </w:rPr>
+        <w:t xml:space="preserve"> This is standard way to define </w:t>
+      </w:r>
+      <w:r>
+        <w:rPr>
+          <w:color w:val="45B0E1" w:themeColor="accent1" w:themeTint="99"/>
+        </w:rPr>
+        <w:t>variables</w:t>
+      </w:r>
+    </w:p>
+    <w:p>
+      <w:pPr>
+        <w:rPr>
+          <w:color w:val="45B0E1" w:themeColor="accent1" w:themeTint="99"/>
+        </w:rPr>
+      </w:pPr>
+      <w:r>
+        <w:rPr>
+          <w:color w:val="45B0E1" w:themeColor="accent1" w:themeTint="99"/>
+        </w:rPr>
+        <w:t>Instead of hardcoding values directly inside .</w:t>
+      </w:r>
+      <w:proofErr w:type="spellStart"/>
+      <w:r>
+        <w:rPr>
+          <w:color w:val="45B0E1" w:themeColor="accent1" w:themeTint="99"/>
+        </w:rPr>
+        <w:t>tf</w:t>
+      </w:r>
+      <w:proofErr w:type="spellEnd"/>
+      <w:r>
+        <w:rPr>
+          <w:color w:val="45B0E1" w:themeColor="accent1" w:themeTint="99"/>
+        </w:rPr>
+        <w:t xml:space="preserve"> files, we keep them here making our setup reusable, flexible, and </w:t>
+      </w:r>
+      <w:proofErr w:type="gramStart"/>
+      <w:r>
+        <w:rPr>
+          <w:color w:val="45B0E1" w:themeColor="accent1" w:themeTint="99"/>
+        </w:rPr>
+        <w:t>environment-specific</w:t>
+      </w:r>
+      <w:proofErr w:type="gramEnd"/>
+      <w:r>
+        <w:rPr>
+          <w:color w:val="45B0E1" w:themeColor="accent1" w:themeTint="99"/>
+        </w:rPr>
+        <w:t>.</w:t>
+      </w:r>
+    </w:p>
+    <w:p>
+      <w:pPr>
+        <w:rPr>
+          <w:color w:val="45B0E1" w:themeColor="accent1" w:themeTint="99"/>
+        </w:rPr>
+      </w:pPr>
+      <w:r>
+        <w:rPr>
+          <w:color w:val="45B0E1" w:themeColor="accent1" w:themeTint="99"/>
+        </w:rPr>
+        <w:t xml:space="preserve">The </w:t>
+      </w:r>
+      <w:proofErr w:type="spellStart"/>
+      <w:proofErr w:type="gramStart"/>
+      <w:r>
+        <w:rPr>
+          <w:color w:val="45B0E1" w:themeColor="accent1" w:themeTint="99"/>
+        </w:rPr>
+        <w:t>terraform.tfvars</w:t>
+      </w:r>
+      <w:proofErr w:type="spellEnd"/>
+      <w:proofErr w:type="gramEnd"/>
+      <w:r>
+        <w:rPr>
+          <w:color w:val="45B0E1" w:themeColor="accent1" w:themeTint="99"/>
+        </w:rPr>
+        <w:t xml:space="preserve"> file is automatically loaded by Terraform if present in the working directory.</w:t>
+      </w:r>
+    </w:p>
+    <w:p>
+      <w:pPr>
+        <w:rPr>
+          <w:color w:val="45B0E1" w:themeColor="accent1" w:themeTint="99"/>
+        </w:rPr>
+      </w:pPr>
+      <w:r>
+        <w:rPr>
+          <w:color w:val="45B0E1" w:themeColor="accent1" w:themeTint="99"/>
+        </w:rPr>
+        <w:t>It overrides defaults defined in variables.tf</w:t>
+      </w:r>
+    </w:p>
+    <w:p>
+      <w:pPr>
+        <w:rPr>
+          <w:color w:val="45B0E1" w:themeColor="accent1" w:themeTint="99"/>
+        </w:rPr>
+      </w:pPr>
+      <w:proofErr w:type="spellStart"/>
+      <w:proofErr w:type="gramStart"/>
+      <w:r>
+        <w:rPr>
+          <w:color w:val="45B0E1" w:themeColor="accent1" w:themeTint="99"/>
+        </w:rPr>
+        <w:t>terraform.tfvars</w:t>
+      </w:r>
+      <w:proofErr w:type="spellEnd"/>
+      <w:proofErr w:type="gramEnd"/>
+      <w:r>
+        <w:rPr>
+          <w:color w:val="45B0E1" w:themeColor="accent1" w:themeTint="99"/>
+        </w:rPr>
+        <w:t xml:space="preserve"> can be overridden by:</w:t>
+      </w:r>
+    </w:p>
+    <w:p>
+      <w:pPr>
+        <w:rPr>
+          <w:color w:val="45B0E1" w:themeColor="accent1" w:themeTint="99"/>
+        </w:rPr>
+      </w:pPr>
+      <w:proofErr w:type="gramStart"/>
+      <w:r>
+        <w:rPr>
+          <w:color w:val="45B0E1" w:themeColor="accent1" w:themeTint="99"/>
+        </w:rPr>
+        <w:t>*.</w:t>
+      </w:r>
+      <w:proofErr w:type="spellStart"/>
+      <w:r>
+        <w:rPr>
+          <w:color w:val="45B0E1" w:themeColor="accent1" w:themeTint="99"/>
+        </w:rPr>
+        <w:t>auto</w:t>
+      </w:r>
+      <w:proofErr w:type="gramEnd"/>
+      <w:r>
+        <w:rPr>
+          <w:color w:val="45B0E1" w:themeColor="accent1" w:themeTint="99"/>
+        </w:rPr>
+        <w:t>.tfvars</w:t>
+      </w:r>
+      <w:proofErr w:type="spellEnd"/>
+      <w:r>
+        <w:rPr>
+          <w:color w:val="45B0E1" w:themeColor="accent1" w:themeTint="99"/>
+        </w:rPr>
+        <w:t xml:space="preserve"> files</w:t>
+      </w:r>
+    </w:p>
+    <w:p>
+      <w:pPr>
+        <w:rPr>
+          <w:color w:val="45B0E1" w:themeColor="accent1" w:themeTint="99"/>
+        </w:rPr>
+      </w:pPr>
+      <w:r>
+        <w:rPr>
+          <w:color w:val="45B0E1" w:themeColor="accent1" w:themeTint="99"/>
+        </w:rPr>
+        <w:t>CLI arguments (-var, -var-file)</w:t>
+      </w:r>
+    </w:p>
+    <w:p>
+      <w:pPr>
+        <w:rPr>
+          <w:color w:val="45B0E1" w:themeColor="accent1" w:themeTint="99"/>
+        </w:rPr>
+      </w:pPr>
+      <w:proofErr w:type="spellStart"/>
+      <w:proofErr w:type="gramStart"/>
+      <w:r>
+        <w:rPr>
+          <w:color w:val="45B0E1" w:themeColor="accent1" w:themeTint="99"/>
+        </w:rPr>
+        <w:t>terraform.tfvars</w:t>
+      </w:r>
+      <w:proofErr w:type="spellEnd"/>
+      <w:proofErr w:type="gramEnd"/>
+      <w:r>
+        <w:rPr>
+          <w:color w:val="45B0E1" w:themeColor="accent1" w:themeTint="99"/>
+        </w:rPr>
+        <w:t xml:space="preserve">: </w:t>
+      </w:r>
+      <w:proofErr w:type="spellStart"/>
+      <w:proofErr w:type="gramStart"/>
+      <w:r>
+        <w:rPr>
+          <w:color w:val="45B0E1" w:themeColor="accent1" w:themeTint="99"/>
+        </w:rPr>
+        <w:t>terraform.tfvars</w:t>
+      </w:r>
+      <w:proofErr w:type="spellEnd"/>
+      <w:proofErr w:type="gramEnd"/>
+    </w:p>
+    <w:p>
+      <w:pPr>
+        <w:rPr>
+          <w:color w:val="45B0E1" w:themeColor="accent1" w:themeTint="99"/>
+        </w:rPr>
+      </w:pPr>
+    </w:p>
+    <w:p>
+      <w:r>
+        <w:t xml:space="preserve">Will see how it works when we have </w:t>
+      </w:r>
+      <w:proofErr w:type="spellStart"/>
+      <w:proofErr w:type="gramStart"/>
+      <w:r>
+        <w:t>terraform.tfvars</w:t>
+      </w:r>
+      <w:proofErr w:type="spellEnd"/>
+      <w:proofErr w:type="gramEnd"/>
+      <w:r>
+        <w:t xml:space="preserve"> file in our working directory</w:t>
+      </w:r>
+    </w:p>
+    <w:p>
+      <w:r>
+        <w:drawing>
+          <wp:inline distT="0" distB="0" distL="0" distR="0" wp14:anchorId="44EC05BB" wp14:editId="75F47512">
+            <wp:extent cx="4805557" cy="1397000"/>
+            <wp:effectExtent l="0" t="0" r="0" b="0"/>
+            <wp:docPr id="463672046" name="Picture 1"/>
+            <wp:cNvGraphicFramePr>
+              <a:graphicFrameLocks xmlns:a="http://schemas.openxmlformats.org/drawingml/2006/main" noChangeAspect="1"/>
+            </wp:cNvGraphicFramePr>
+            <a:graphic xmlns:a="http://schemas.openxmlformats.org/drawingml/2006/main">
+              <a:graphicData uri="http://schemas.openxmlformats.org/drawingml/2006/picture">
+                <pic:pic xmlns:pic="http://schemas.openxmlformats.org/drawingml/2006/picture">
+                  <pic:nvPicPr>
+                    <pic:cNvPr id="463672046" name=""/>
+                    <pic:cNvPicPr/>
+                  </pic:nvPicPr>
+                  <pic:blipFill>
+                    <a:blip r:embed="rId32"/>
+                    <a:stretch>
+                      <a:fillRect/>
+                    </a:stretch>
+                  </pic:blipFill>
+                  <pic:spPr>
+                    <a:xfrm>
+                      <a:off x="0" y="0"/>
+                      <a:ext cx="4806534" cy="1397284"/>
+                    </a:xfrm>
+                    <a:prstGeom prst="rect">
+                      <a:avLst/>
+                    </a:prstGeom>
+                  </pic:spPr>
+                </pic:pic>
+              </a:graphicData>
+            </a:graphic>
+          </wp:inline>
+        </w:drawing>
+      </w:r>
+    </w:p>
+    <w:p>
+      <w:r>
+        <w:drawing>
+          <wp:inline distT="0" distB="0" distL="0" distR="0" wp14:anchorId="01106E24" wp14:editId="6E5E09D5">
+            <wp:extent cx="3835597" cy="1143059"/>
+            <wp:effectExtent l="0" t="0" r="0" b="0"/>
+            <wp:docPr id="573229653" name="Picture 1"/>
+            <wp:cNvGraphicFramePr>
+              <a:graphicFrameLocks xmlns:a="http://schemas.openxmlformats.org/drawingml/2006/main" noChangeAspect="1"/>
+            </wp:cNvGraphicFramePr>
+            <a:graphic xmlns:a="http://schemas.openxmlformats.org/drawingml/2006/main">
+              <a:graphicData uri="http://schemas.openxmlformats.org/drawingml/2006/picture">
+                <pic:pic xmlns:pic="http://schemas.openxmlformats.org/drawingml/2006/picture">
+                  <pic:nvPicPr>
+                    <pic:cNvPr id="573229653" name=""/>
+                    <pic:cNvPicPr/>
+                  </pic:nvPicPr>
+                  <pic:blipFill>
+                    <a:blip r:embed="rId33"/>
+                    <a:stretch>
+                      <a:fillRect/>
+                    </a:stretch>
+                  </pic:blipFill>
+                  <pic:spPr>
+                    <a:xfrm>
+                      <a:off x="0" y="0"/>
+                      <a:ext cx="3835597" cy="1143059"/>
+                    </a:xfrm>
+                    <a:prstGeom prst="rect">
+                      <a:avLst/>
+                    </a:prstGeom>
+                  </pic:spPr>
+                </pic:pic>
+              </a:graphicData>
+            </a:graphic>
+          </wp:inline>
+        </w:drawing>
+      </w:r>
+    </w:p>
+    <w:p>
+      <w:r>
+        <w:drawing>
+          <wp:inline distT="0" distB="0" distL="0" distR="0" wp14:anchorId="371BB92A" wp14:editId="2FD654F1">
+            <wp:extent cx="4520629" cy="2794000"/>
+            <wp:effectExtent l="0" t="0" r="0" b="6350"/>
+            <wp:docPr id="891597042" name="Picture 1"/>
+            <wp:cNvGraphicFramePr>
+              <a:graphicFrameLocks xmlns:a="http://schemas.openxmlformats.org/drawingml/2006/main" noChangeAspect="1"/>
+            </wp:cNvGraphicFramePr>
+            <a:graphic xmlns:a="http://schemas.openxmlformats.org/drawingml/2006/main">
+              <a:graphicData uri="http://schemas.openxmlformats.org/drawingml/2006/picture">
+                <pic:pic xmlns:pic="http://schemas.openxmlformats.org/drawingml/2006/picture">
+                  <pic:nvPicPr>
+                    <pic:cNvPr id="891597042" name=""/>
+                    <pic:cNvPicPr/>
+                  </pic:nvPicPr>
+                  <pic:blipFill>
+                    <a:blip r:embed="rId34"/>
+                    <a:stretch>
+                      <a:fillRect/>
+                    </a:stretch>
+                  </pic:blipFill>
+                  <pic:spPr>
+                    <a:xfrm>
+                      <a:off x="0" y="0"/>
+                      <a:ext cx="4522425" cy="2795110"/>
+                    </a:xfrm>
+                    <a:prstGeom prst="rect">
+                      <a:avLst/>
+                    </a:prstGeom>
+                  </pic:spPr>
+                </pic:pic>
+              </a:graphicData>
+            </a:graphic>
+          </wp:inline>
+        </w:drawing>
+      </w:r>
+    </w:p>
+    <w:p>
+      <w:r>
+        <w:t xml:space="preserve">Now if you copy </w:t>
+      </w:r>
+      <w:proofErr w:type="spellStart"/>
+      <w:proofErr w:type="gramStart"/>
+      <w:r>
+        <w:t>dev.auto</w:t>
+      </w:r>
+      <w:proofErr w:type="gramEnd"/>
+      <w:r>
+        <w:t>.tfvars</w:t>
+      </w:r>
+      <w:proofErr w:type="spellEnd"/>
+      <w:r>
+        <w:t xml:space="preserve"> to working directory </w:t>
+      </w:r>
+    </w:p>
+    <w:p>
+      <w:r>
+        <w:t xml:space="preserve">It will take from </w:t>
+      </w:r>
+      <w:proofErr w:type="gramStart"/>
+      <w:r>
+        <w:t>*.</w:t>
+      </w:r>
+      <w:proofErr w:type="spellStart"/>
+      <w:r>
+        <w:t>auto</w:t>
+      </w:r>
+      <w:proofErr w:type="gramEnd"/>
+      <w:r>
+        <w:t>.tfvars</w:t>
+      </w:r>
+      <w:proofErr w:type="spellEnd"/>
+    </w:p>
+    <w:p>
+      <w:r>
+        <w:t>And last one is CLI – var and var-file</w:t>
+      </w:r>
+    </w:p>
+    <w:p>
+      <w:r>
+        <w:t xml:space="preserve">Will copy this </w:t>
+      </w:r>
+      <w:proofErr w:type="spellStart"/>
+      <w:proofErr w:type="gramStart"/>
+      <w:r>
+        <w:t>prod.tfvars</w:t>
+      </w:r>
+      <w:proofErr w:type="spellEnd"/>
+      <w:proofErr w:type="gramEnd"/>
+      <w:r>
+        <w:t xml:space="preserve"> to working directory</w:t>
+      </w:r>
+    </w:p>
+    <w:p>
+      <w:r>
+        <w:lastRenderedPageBreak/>
+        <w:drawing>
+          <wp:inline distT="0" distB="0" distL="0" distR="0" wp14:anchorId="29966924" wp14:editId="1FF699F1">
+            <wp:extent cx="4260850" cy="3213738"/>
+            <wp:effectExtent l="0" t="0" r="6350" b="5715"/>
+            <wp:docPr id="1252072206" name="Picture 1"/>
+            <wp:cNvGraphicFramePr>
+              <a:graphicFrameLocks xmlns:a="http://schemas.openxmlformats.org/drawingml/2006/main" noChangeAspect="1"/>
+            </wp:cNvGraphicFramePr>
+            <a:graphic xmlns:a="http://schemas.openxmlformats.org/drawingml/2006/main">
+              <a:graphicData uri="http://schemas.openxmlformats.org/drawingml/2006/picture">
+                <pic:pic xmlns:pic="http://schemas.openxmlformats.org/drawingml/2006/picture">
+                  <pic:nvPicPr>
+                    <pic:cNvPr id="1252072206" name=""/>
+                    <pic:cNvPicPr/>
+                  </pic:nvPicPr>
+                  <pic:blipFill>
+                    <a:blip r:embed="rId35"/>
+                    <a:stretch>
+                      <a:fillRect/>
+                    </a:stretch>
+                  </pic:blipFill>
+                  <pic:spPr>
+                    <a:xfrm>
+                      <a:off x="0" y="0"/>
+                      <a:ext cx="4262973" cy="3215339"/>
+                    </a:xfrm>
+                    <a:prstGeom prst="rect">
+                      <a:avLst/>
+                    </a:prstGeom>
+                  </pic:spPr>
+                </pic:pic>
+              </a:graphicData>
+            </a:graphic>
+          </wp:inline>
+        </w:drawing>
+      </w:r>
+    </w:p>
+    <w:p>
+      <w:r>
+        <w:drawing>
+          <wp:inline distT="0" distB="0" distL="0" distR="0" wp14:anchorId="0391CB5A" wp14:editId="402AE885">
+            <wp:extent cx="4229100" cy="2583546"/>
+            <wp:effectExtent l="0" t="0" r="0" b="7620"/>
+            <wp:docPr id="680875182" name="Picture 1"/>
+            <wp:cNvGraphicFramePr>
+              <a:graphicFrameLocks xmlns:a="http://schemas.openxmlformats.org/drawingml/2006/main" noChangeAspect="1"/>
+            </wp:cNvGraphicFramePr>
+            <a:graphic xmlns:a="http://schemas.openxmlformats.org/drawingml/2006/main">
+              <a:graphicData uri="http://schemas.openxmlformats.org/drawingml/2006/picture">
+                <pic:pic xmlns:pic="http://schemas.openxmlformats.org/drawingml/2006/picture">
+                  <pic:nvPicPr>
+                    <pic:cNvPr id="680875182" name=""/>
+                    <pic:cNvPicPr/>
+                  </pic:nvPicPr>
+                  <pic:blipFill>
+                    <a:blip r:embed="rId36"/>
+                    <a:stretch>
+                      <a:fillRect/>
+                    </a:stretch>
+                  </pic:blipFill>
+                  <pic:spPr>
+                    <a:xfrm>
+                      <a:off x="0" y="0"/>
+                      <a:ext cx="4231417" cy="2584961"/>
+                    </a:xfrm>
+                    <a:prstGeom prst="rect">
+                      <a:avLst/>
+                    </a:prstGeom>
+                  </pic:spPr>
+                </pic:pic>
+              </a:graphicData>
+            </a:graphic>
+          </wp:inline>
+        </w:drawing>
+      </w:r>
+    </w:p>
+    <w:p>
+      <w:r>
+        <w:t xml:space="preserve">What if we have multiple </w:t>
+      </w:r>
+      <w:proofErr w:type="spellStart"/>
+      <w:proofErr w:type="gramStart"/>
+      <w:r>
+        <w:t>auto.tfvars</w:t>
+      </w:r>
+      <w:proofErr w:type="spellEnd"/>
+      <w:proofErr w:type="gramEnd"/>
+      <w:r>
+        <w:t xml:space="preserve"> file</w:t>
+      </w:r>
+      <w:r>
+        <w:t>?</w:t>
+      </w:r>
+    </w:p>
+    <w:tbl>
+      <w:tblPr>
+        <w:tblW w:w="0" w:type="auto"/>
+        <w:tblCellSpacing w:w="15" w:type="dxa"/>
+        <w:tblCellMar>
+          <w:top w:w="15" w:type="dxa"/>
+          <w:left w:w="15" w:type="dxa"/>
+          <w:bottom w:w="15" w:type="dxa"/>
+          <w:right w:w="15" w:type="dxa"/>
+        </w:tblCellMar>
+        <w:tblLook w:val="04A0" w:firstRow="1" w:lastRow="0" w:firstColumn="1" w:lastColumn="0" w:noHBand="0" w:noVBand="1"/>
+      </w:tblPr>
+      <w:tblGrid>
+        <w:gridCol w:w="3839"/>
+        <w:gridCol w:w="1586"/>
+      </w:tblGrid>
+      <w:tr>
+        <w:trPr>
+          <w:tblHeader/>
+          <w:tblCellSpacing w:w="15" w:type="dxa"/>
+        </w:trPr>
+        <w:tc>
+          <w:tcPr>
+            <w:tcW w:w="0" w:type="auto"/>
+            <w:vAlign w:val="center"/>
+            <w:hideMark/>
+          </w:tcPr>
+          <w:p>
+            <w:pPr>
+              <w:rPr>
+                <w:b/>
+                <w:bCs/>
+              </w:rPr>
+            </w:pPr>
+            <w:r>
+              <w:rPr>
+                <w:b/>
+                <w:bCs/>
+              </w:rPr>
+              <w:t>Situation</w:t>
+            </w:r>
+          </w:p>
+        </w:tc>
+        <w:tc>
+          <w:tcPr>
+            <w:tcW w:w="0" w:type="auto"/>
+            <w:vAlign w:val="center"/>
+            <w:hideMark/>
+          </w:tcPr>
+          <w:p>
+            <w:pPr>
+              <w:rPr>
+                <w:b/>
+                <w:bCs/>
+              </w:rPr>
+            </w:pPr>
+            <w:r>
+              <w:rPr>
+                <w:b/>
+                <w:bCs/>
+              </w:rPr>
+              <w:t>Result</w:t>
+            </w:r>
+          </w:p>
+        </w:tc>
+      </w:tr>
+      <w:tr>
+        <w:trPr>
+          <w:tblCellSpacing w:w="15" w:type="dxa"/>
+        </w:trPr>
+        <w:tc>
+          <w:tcPr>
+            <w:tcW w:w="0" w:type="auto"/>
+            <w:vAlign w:val="center"/>
+            <w:hideMark/>
+          </w:tcPr>
+          <w:p>
+            <w:r>
+              <w:t xml:space="preserve">Same variable in multiple </w:t>
+            </w:r>
+            <w:proofErr w:type="spellStart"/>
+            <w:proofErr w:type="gramStart"/>
+            <w:r>
+              <w:t>auto.tfvars</w:t>
+            </w:r>
+            <w:proofErr w:type="spellEnd"/>
+            <w:proofErr w:type="gramEnd"/>
+          </w:p>
+        </w:tc>
+        <w:tc>
+          <w:tcPr>
+            <w:tcW w:w="0" w:type="auto"/>
+            <w:vAlign w:val="center"/>
+            <w:hideMark/>
+          </w:tcPr>
+          <w:p>
+            <w:r>
+              <w:t>Last file wins</w:t>
+            </w:r>
+          </w:p>
+        </w:tc>
+      </w:tr>
+      <w:tr>
+        <w:trPr>
+          <w:tblCellSpacing w:w="15" w:type="dxa"/>
+        </w:trPr>
+        <w:tc>
+          <w:tcPr>
+            <w:tcW w:w="0" w:type="auto"/>
+            <w:vAlign w:val="center"/>
+            <w:hideMark/>
+          </w:tcPr>
+          <w:p>
+            <w:r>
+              <w:t>Order</w:t>
+            </w:r>
+          </w:p>
+        </w:tc>
+        <w:tc>
+          <w:tcPr>
+            <w:tcW w:w="0" w:type="auto"/>
+            <w:vAlign w:val="center"/>
+            <w:hideMark/>
+          </w:tcPr>
+          <w:p>
+            <w:r>
+              <w:t>Alphabetical</w:t>
+            </w:r>
+          </w:p>
+        </w:tc>
+      </w:tr>
+      <w:tr>
+        <w:trPr>
+          <w:tblCellSpacing w:w="15" w:type="dxa"/>
+        </w:trPr>
+        <w:tc>
+          <w:tcPr>
+            <w:tcW w:w="0" w:type="auto"/>
+            <w:vAlign w:val="center"/>
+            <w:hideMark/>
+          </w:tcPr>
+          <w:p>
+            <w:r>
+              <w:t>Control</w:t>
+            </w:r>
+          </w:p>
+        </w:tc>
+        <w:tc>
+          <w:tcPr>
+            <w:tcW w:w="0" w:type="auto"/>
+            <w:vAlign w:val="center"/>
+            <w:hideMark/>
+          </w:tcPr>
+          <w:p>
+            <w:r>
+              <w:t>Via file naming</w:t>
+            </w:r>
+          </w:p>
+        </w:tc>
+      </w:tr>
+    </w:tbl>
+    <w:p/>
     <w:sectPr>
       <w:pgSz w:w="12240" w:h="15840"/>
       <w:pgMar w:top="1440" w:right="1440" w:bottom="1440" w:left="1440" w:header="720" w:footer="720" w:gutter="0"/>
@@ -4861,7 +7953,6 @@
   <w:style w:type="character" w:default="1" w:styleId="DefaultParagraphFont">
     <w:name w:val="Default Paragraph Font"/>
     <w:uiPriority w:val="1"/>
-    <w:semiHidden/>
     <w:unhideWhenUsed/>
   </w:style>
   <w:style w:type="table" w:default="1" w:styleId="TableNormal">
